--- a/Behavior analysis pipeline v2.docx
+++ b/Behavior analysis pipeline v2.docx
@@ -11665,13 +11665,7 @@
         <w:t xml:space="preserve"> = </w:t>
       </w:r>
       <w:r>
-        <w:t xml:space="preserve">mean fish </w:t>
-      </w:r>
-      <w:r>
-        <w:t xml:space="preserve">angular </w:t>
-      </w:r>
-      <w:r>
-        <w:t xml:space="preserve">speed only for frames that meet the </w:t>
+        <w:t xml:space="preserve">mean fish angular speed only for frames that meet the </w:t>
       </w:r>
       <w:r>
         <w:rPr>
@@ -11695,16 +11689,7 @@
         <w:t>oving</w:t>
       </w:r>
       <w:r>
-        <w:t xml:space="preserve"> criterion, </w:t>
-      </w:r>
-      <w:r>
-        <w:t>a speed criterion, rad</w:t>
-      </w:r>
-      <w:r>
-        <w:t>/s, ignoring bad-tracking frames; averaged over both fish</w:t>
-      </w:r>
-      <w:r>
-        <w:t>.</w:t>
+        <w:t xml:space="preserve"> criterion, a speed criterion, rad/s, ignoring bad-tracking frames; averaged over both fish.</w:t>
       </w:r>
     </w:p>
     <w:p>
@@ -14439,7 +14424,19 @@
         <w:t>contact_head_body</w:t>
       </w:r>
       <w:r>
-        <w:t xml:space="preserve">: frames in which there is head-body contact behavior, a subset of any contact; a list of dictionaries (see </w:t>
+        <w:t xml:space="preserve">: frames in which there is head-body contact behavior, a subset of </w:t>
+      </w:r>
+      <w:r>
+        <w:t>“</w:t>
+      </w:r>
+      <w:r>
+        <w:t>any</w:t>
+      </w:r>
+      <w:r>
+        <w:t>”</w:t>
+      </w:r>
+      <w:r>
+        <w:t xml:space="preserve"> contact; a list of dictionaries (see </w:t>
       </w:r>
       <w:r>
         <w:rPr>
@@ -14465,10 +14462,35 @@
           <w:rFonts w:ascii="Courier New" w:hAnsi="Courier New" w:cs="Courier New"/>
           <w:sz w:val="22"/>
         </w:rPr>
-        <w:t>contact_larger_fish_head</w:t>
-      </w:r>
-      <w:r>
-        <w:t xml:space="preserve">: frames in which there is head-body contact behavior and in which the head of the larger fish (only) is making contact with the other fish, a subset of head-body contact; a list of dictionaries (see </w:t>
+        <w:t>contact_head_</w:t>
+      </w:r>
+      <w:r>
+        <w:rPr>
+          <w:rFonts w:ascii="Courier New" w:hAnsi="Courier New" w:cs="Courier New"/>
+          <w:sz w:val="22"/>
+        </w:rPr>
+        <w:t>head</w:t>
+      </w:r>
+      <w:r>
+        <w:t>: frames in which there is head-</w:t>
+      </w:r>
+      <w:r>
+        <w:t>head</w:t>
+      </w:r>
+      <w:r>
+        <w:t xml:space="preserve"> contact behavior, a subset of </w:t>
+      </w:r>
+      <w:r>
+        <w:t>“</w:t>
+      </w:r>
+      <w:r>
+        <w:t>any</w:t>
+      </w:r>
+      <w:r>
+        <w:t>”</w:t>
+      </w:r>
+      <w:r>
+        <w:t xml:space="preserve"> contact; a list of dictionaries (see </w:t>
       </w:r>
       <w:r>
         <w:rPr>
@@ -14479,6 +14501,19 @@
       </w:r>
       <w:r>
         <w:t>, below).</w:t>
+      </w:r>
+      <w:r>
+        <w:t xml:space="preserve"> Note that these frames will also be in </w:t>
+      </w:r>
+      <w:r>
+        <w:rPr>
+          <w:rFonts w:ascii="Courier New" w:hAnsi="Courier New" w:cs="Courier New"/>
+          <w:sz w:val="22"/>
+        </w:rPr>
+        <w:t>contact_head_body</w:t>
+      </w:r>
+      <w:r>
+        <w:t>.</w:t>
       </w:r>
     </w:p>
     <w:p>
@@ -14494,10 +14529,10 @@
           <w:rFonts w:ascii="Courier New" w:hAnsi="Courier New" w:cs="Courier New"/>
           <w:sz w:val="22"/>
         </w:rPr>
-        <w:t>contact_smaller_fish_head</w:t>
-      </w:r>
-      <w:r>
-        <w:t xml:space="preserve">: frames in which there is head-body contact behavior and in which the head of the smaller fish (only) is making contact with the other fish, a subset of head-body contact; a list of dictionaries (see </w:t>
+        <w:t>contact_larger_fish_head</w:t>
+      </w:r>
+      <w:r>
+        <w:t xml:space="preserve">: frames in which there is head-body contact behavior and in which the head of the larger fish (only) is making contact with the other fish, a subset of head-body contact; a list of dictionaries (see </w:t>
       </w:r>
       <w:r>
         <w:rPr>
@@ -14523,23 +14558,11 @@
           <w:rFonts w:ascii="Courier New" w:hAnsi="Courier New" w:cs="Courier New"/>
           <w:sz w:val="22"/>
         </w:rPr>
-        <w:t>contact_</w:t>
-      </w:r>
-      <w:r>
-        <w:rPr>
-          <w:rFonts w:ascii="Courier New" w:hAnsi="Courier New" w:cs="Courier New"/>
-          <w:sz w:val="22"/>
-        </w:rPr>
-        <w:t>tail_tail</w:t>
-      </w:r>
-      <w:r>
-        <w:t xml:space="preserve">: frames in which there is tail-tail contact behavior, a subset of any </w:t>
-      </w:r>
-      <w:r>
-        <w:t xml:space="preserve"> </w:t>
-      </w:r>
-      <w:r>
-        <w:t xml:space="preserve">contact; a list of dictionaries (see </w:t>
+        <w:lastRenderedPageBreak/>
+        <w:t>contact_smaller_fish_head</w:t>
+      </w:r>
+      <w:r>
+        <w:t xml:space="preserve">: frames in which there is head-body contact behavior and in which the head of the smaller fish (only) is making contact with the other fish, a subset of head-body contact; a list of dictionaries (see </w:t>
       </w:r>
       <w:r>
         <w:rPr>
@@ -14565,17 +14588,33 @@
           <w:rFonts w:ascii="Courier New" w:hAnsi="Courier New" w:cs="Courier New"/>
           <w:sz w:val="22"/>
         </w:rPr>
-        <w:lastRenderedPageBreak/>
-        <w:t>contact_inferred:</w:t>
-      </w:r>
-      <w:r>
-        <w:t xml:space="preserve"> frames corresponding to inferred contact, in which tracking is bad (zeros values) but inter-fish</w:t>
-      </w:r>
-      <w:r>
-        <w:t xml:space="preserve"> head-to-head</w:t>
-      </w:r>
-      <w:r>
-        <w:t xml:space="preserve"> distance was decreasing over some number of preceding frames and was below-threshold immediately before the bad tracking. The returned frame is the one immediately before the bad tracking. Make this a list of dictionaries, though this is technically unnecessary because by construction it can’t extend &gt; 1 frame. </w:t>
+        <w:t>contact_</w:t>
+      </w:r>
+      <w:r>
+        <w:rPr>
+          <w:rFonts w:ascii="Courier New" w:hAnsi="Courier New" w:cs="Courier New"/>
+          <w:sz w:val="22"/>
+        </w:rPr>
+        <w:t>tail_tail</w:t>
+      </w:r>
+      <w:r>
+        <w:t xml:space="preserve">: frames in which there is tail-tail contact behavior, a subset of any </w:t>
+      </w:r>
+      <w:r>
+        <w:t xml:space="preserve"> </w:t>
+      </w:r>
+      <w:r>
+        <w:t xml:space="preserve">contact; a list of dictionaries (see </w:t>
+      </w:r>
+      <w:r>
+        <w:rPr>
+          <w:b/>
+          <w:bCs/>
+        </w:rPr>
+        <w:t>behavior dictionaries</w:t>
+      </w:r>
+      <w:r>
+        <w:t>, below).</w:t>
       </w:r>
     </w:p>
     <w:p>
@@ -14591,57 +14630,16 @@
           <w:rFonts w:ascii="Courier New" w:hAnsi="Courier New" w:cs="Courier New"/>
           <w:sz w:val="22"/>
         </w:rPr>
-        <w:t>fleeing</w:t>
-      </w:r>
-      <w:r>
-        <w:rPr>
-          <w:rFonts w:ascii="Courier New" w:hAnsi="Courier New" w:cs="Courier New"/>
-          <w:sz w:val="22"/>
-        </w:rPr>
-        <w:t>_</w:t>
-      </w:r>
-      <w:r>
-        <w:rPr>
-          <w:rFonts w:ascii="Courier New" w:hAnsi="Courier New" w:cs="Courier New"/>
-          <w:sz w:val="22"/>
-        </w:rPr>
-        <w:t>Fish{0,1}</w:t>
-      </w:r>
-      <w:r>
-        <w:rPr>
-          <w:rFonts w:ascii="Courier New" w:hAnsi="Courier New" w:cs="Courier New"/>
-          <w:sz w:val="22"/>
-        </w:rPr>
-        <w:t>, _any, _all</w:t>
-      </w:r>
-      <w:r>
-        <w:t>: Array of frames in which Fish 0 (resp. 1) is fleeing from Fish 1 (resp. 0)</w:t>
-      </w:r>
-      <w:r>
-        <w:t xml:space="preserve">; also arrays of frames in which any or all fish are fleeing. </w:t>
-      </w:r>
-      <w:r>
-        <w:t xml:space="preserve">From </w:t>
-      </w:r>
-      <w:r>
-        <w:rPr>
-          <w:rFonts w:ascii="Courier New" w:hAnsi="Courier New" w:cs="Courier New"/>
-          <w:sz w:val="22"/>
-        </w:rPr>
-        <w:t>get_approach_flee_frames()</w:t>
-      </w:r>
-      <w:r>
-        <w:t xml:space="preserve">. See </w:t>
-      </w:r>
-      <w:r>
-        <w:rPr>
-          <w:b/>
-          <w:bCs/>
-        </w:rPr>
-        <w:t>behavior dictionaries</w:t>
-      </w:r>
-      <w:r>
-        <w:t xml:space="preserve">, below. </w:t>
+        <w:t>contact_inferred:</w:t>
+      </w:r>
+      <w:r>
+        <w:t xml:space="preserve"> frames corresponding to inferred contact, in which tracking is bad (zeros values) but inter-fish</w:t>
+      </w:r>
+      <w:r>
+        <w:t xml:space="preserve"> head-to-head</w:t>
+      </w:r>
+      <w:r>
+        <w:t xml:space="preserve"> distance was decreasing over some number of preceding frames and was below-threshold immediately before the bad tracking. The returned frame is the one immediately before the bad tracking. Make this a list of dictionaries, though this is technically unnecessary because by construction it can’t extend &gt; 1 frame. </w:t>
       </w:r>
     </w:p>
     <w:p>
@@ -14657,56 +14655,57 @@
           <w:rFonts w:ascii="Courier New" w:hAnsi="Courier New" w:cs="Courier New"/>
           <w:sz w:val="22"/>
         </w:rPr>
-        <w:t>head_head_distanc</w:t>
-      </w:r>
-      <w:r>
-        <w:rPr>
-          <w:rFonts w:ascii="Courier New" w:hAnsi="Courier New" w:cs="Courier New"/>
-          <w:sz w:val="22"/>
-        </w:rPr>
-        <w:t>e_mm</w:t>
-      </w:r>
-      <w:r>
-        <w:rPr>
-          <w:rFonts w:ascii="Courier New" w:hAnsi="Courier New" w:cs="Courier New"/>
-          <w:sz w:val="22"/>
-        </w:rPr>
-        <w:t>:</w:t>
-      </w:r>
-      <w:r>
-        <w:t xml:space="preserve"> the inter-fish distance </w:t>
-      </w:r>
-      <w:r>
-        <w:t xml:space="preserve">calculated as </w:t>
-      </w:r>
-      <w:r>
-        <w:t xml:space="preserve">distance between head positions in each frame; </w:t>
-      </w:r>
-      <w:r>
-        <w:t>mm</w:t>
-      </w:r>
-      <w:r>
-        <w:t xml:space="preserve">; array of length Nframes. From </w:t>
-      </w:r>
-      <w:r>
-        <w:rPr>
-          <w:rFonts w:ascii="Courier New" w:hAnsi="Courier New" w:cs="Courier New"/>
-          <w:sz w:val="22"/>
-        </w:rPr>
-        <w:t>get_interfish_distance()</w:t>
-      </w:r>
-      <w:r>
-        <w:t xml:space="preserve"> in </w:t>
-      </w:r>
-      <w:r>
-        <w:rPr>
-          <w:rFonts w:ascii="Courier New" w:hAnsi="Courier New" w:cs="Courier New"/>
-          <w:sz w:val="22"/>
-        </w:rPr>
-        <w:t>toolkit.py</w:t>
-      </w:r>
-      <w:r>
-        <w:t>.</w:t>
+        <w:t>fleeing</w:t>
+      </w:r>
+      <w:r>
+        <w:rPr>
+          <w:rFonts w:ascii="Courier New" w:hAnsi="Courier New" w:cs="Courier New"/>
+          <w:sz w:val="22"/>
+        </w:rPr>
+        <w:t>_</w:t>
+      </w:r>
+      <w:r>
+        <w:rPr>
+          <w:rFonts w:ascii="Courier New" w:hAnsi="Courier New" w:cs="Courier New"/>
+          <w:sz w:val="22"/>
+        </w:rPr>
+        <w:t>Fish{0,1}</w:t>
+      </w:r>
+      <w:r>
+        <w:rPr>
+          <w:rFonts w:ascii="Courier New" w:hAnsi="Courier New" w:cs="Courier New"/>
+          <w:sz w:val="22"/>
+        </w:rPr>
+        <w:t>, _any, _all</w:t>
+      </w:r>
+      <w:r>
+        <w:t>: Array of frames in which Fish 0 (resp. 1) is fleeing from Fish 1 (resp. 0)</w:t>
+      </w:r>
+      <w:r>
+        <w:t xml:space="preserve">; also arrays of frames in which any or all fish are fleeing. </w:t>
+      </w:r>
+      <w:r>
+        <w:t xml:space="preserve">From </w:t>
+      </w:r>
+      <w:r>
+        <w:rPr>
+          <w:rFonts w:ascii="Courier New" w:hAnsi="Courier New" w:cs="Courier New"/>
+          <w:sz w:val="22"/>
+        </w:rPr>
+        <w:t>get_approach_flee_frames()</w:t>
+      </w:r>
+      <w:r>
+        <w:t xml:space="preserve">. See </w:t>
+      </w:r>
+      <w:r>
+        <w:rPr>
+          <w:b/>
+          <w:bCs/>
+        </w:rPr>
+        <w:t>behavior dictionaries</w:t>
+      </w:r>
+      <w:r>
+        <w:t xml:space="preserve">, below. </w:t>
       </w:r>
     </w:p>
     <w:p>
@@ -14722,43 +14721,56 @@
           <w:rFonts w:ascii="Courier New" w:hAnsi="Courier New" w:cs="Courier New"/>
           <w:sz w:val="22"/>
         </w:rPr>
-        <w:t>head_head_distance</w:t>
-      </w:r>
-      <w:r>
-        <w:rPr>
-          <w:rFonts w:ascii="Courier New" w:hAnsi="Courier New" w:cs="Courier New"/>
-          <w:sz w:val="22"/>
-        </w:rPr>
-        <w:t>_m</w:t>
-      </w:r>
-      <w:r>
-        <w:rPr>
-          <w:rFonts w:ascii="Courier New" w:hAnsi="Courier New" w:cs="Courier New"/>
-          <w:sz w:val="22"/>
-        </w:rPr>
-        <w:t>m_m</w:t>
-      </w:r>
-      <w:r>
-        <w:rPr>
-          <w:rFonts w:ascii="Courier New" w:hAnsi="Courier New" w:cs="Courier New"/>
-          <w:sz w:val="22"/>
-        </w:rPr>
-        <w:t>ean:</w:t>
-      </w:r>
-      <w:r>
-        <w:t xml:space="preserve"> mean inter-fish </w:t>
-      </w:r>
-      <w:r>
-        <w:t xml:space="preserve">head-to-head </w:t>
-      </w:r>
-      <w:r>
-        <w:t>distance</w:t>
-      </w:r>
-      <w:r>
-        <w:t xml:space="preserve"> (px)</w:t>
-      </w:r>
-      <w:r>
-        <w:t>, ignoring bad-tracking frames.</w:t>
+        <w:t>head_head_distanc</w:t>
+      </w:r>
+      <w:r>
+        <w:rPr>
+          <w:rFonts w:ascii="Courier New" w:hAnsi="Courier New" w:cs="Courier New"/>
+          <w:sz w:val="22"/>
+        </w:rPr>
+        <w:t>e_mm</w:t>
+      </w:r>
+      <w:r>
+        <w:rPr>
+          <w:rFonts w:ascii="Courier New" w:hAnsi="Courier New" w:cs="Courier New"/>
+          <w:sz w:val="22"/>
+        </w:rPr>
+        <w:t>:</w:t>
+      </w:r>
+      <w:r>
+        <w:t xml:space="preserve"> the inter-fish distance </w:t>
+      </w:r>
+      <w:r>
+        <w:t xml:space="preserve">calculated as </w:t>
+      </w:r>
+      <w:r>
+        <w:t xml:space="preserve">distance between head positions in each frame; </w:t>
+      </w:r>
+      <w:r>
+        <w:t>mm</w:t>
+      </w:r>
+      <w:r>
+        <w:t xml:space="preserve">; array of length Nframes. From </w:t>
+      </w:r>
+      <w:r>
+        <w:rPr>
+          <w:rFonts w:ascii="Courier New" w:hAnsi="Courier New" w:cs="Courier New"/>
+          <w:sz w:val="22"/>
+        </w:rPr>
+        <w:t>get_interfish_distance()</w:t>
+      </w:r>
+      <w:r>
+        <w:t xml:space="preserve"> in </w:t>
+      </w:r>
+      <w:r>
+        <w:rPr>
+          <w:rFonts w:ascii="Courier New" w:hAnsi="Courier New" w:cs="Courier New"/>
+          <w:sz w:val="22"/>
+        </w:rPr>
+        <w:t>toolkit.py</w:t>
+      </w:r>
+      <w:r>
+        <w:t>.</w:t>
       </w:r>
     </w:p>
     <w:p>
@@ -14774,20 +14786,43 @@
           <w:rFonts w:ascii="Courier New" w:hAnsi="Courier New" w:cs="Courier New"/>
           <w:sz w:val="22"/>
         </w:rPr>
-        <w:t>perp_noneSee</w:t>
-      </w:r>
-      <w:r>
-        <w:t xml:space="preserve">: frames in which there is perpendicular orientation behavior in which the orientation is such that neither fish sees the other; a list of dictionaries (see </w:t>
-      </w:r>
-      <w:r>
-        <w:rPr>
-          <w:b/>
-          <w:bCs/>
-        </w:rPr>
-        <w:t>behavior dictionaries</w:t>
-      </w:r>
-      <w:r>
-        <w:t>, below).</w:t>
+        <w:t>head_head_distance</w:t>
+      </w:r>
+      <w:r>
+        <w:rPr>
+          <w:rFonts w:ascii="Courier New" w:hAnsi="Courier New" w:cs="Courier New"/>
+          <w:sz w:val="22"/>
+        </w:rPr>
+        <w:t>_m</w:t>
+      </w:r>
+      <w:r>
+        <w:rPr>
+          <w:rFonts w:ascii="Courier New" w:hAnsi="Courier New" w:cs="Courier New"/>
+          <w:sz w:val="22"/>
+        </w:rPr>
+        <w:t>m_m</w:t>
+      </w:r>
+      <w:r>
+        <w:rPr>
+          <w:rFonts w:ascii="Courier New" w:hAnsi="Courier New" w:cs="Courier New"/>
+          <w:sz w:val="22"/>
+        </w:rPr>
+        <w:t>ean:</w:t>
+      </w:r>
+      <w:r>
+        <w:t xml:space="preserve"> mean inter-fish </w:t>
+      </w:r>
+      <w:r>
+        <w:t xml:space="preserve">head-to-head </w:t>
+      </w:r>
+      <w:r>
+        <w:t>distance</w:t>
+      </w:r>
+      <w:r>
+        <w:t xml:space="preserve"> (px)</w:t>
+      </w:r>
+      <w:r>
+        <w:t>, ignoring bad-tracking frames.</w:t>
       </w:r>
     </w:p>
     <w:p>
@@ -14803,10 +14838,10 @@
           <w:rFonts w:ascii="Courier New" w:hAnsi="Courier New" w:cs="Courier New"/>
           <w:sz w:val="22"/>
         </w:rPr>
-        <w:t>perp_oneSees</w:t>
-      </w:r>
-      <w:r>
-        <w:t xml:space="preserve">: frames in which there is perpendicular orientation behavior in which the orientation is such that one fish sees the other; a list of dictionaries (see </w:t>
+        <w:t>perp_noneSee</w:t>
+      </w:r>
+      <w:r>
+        <w:t xml:space="preserve">: frames in which there is perpendicular orientation behavior in which the orientation is such that neither fish sees the other; a list of dictionaries (see </w:t>
       </w:r>
       <w:r>
         <w:rPr>
@@ -14832,10 +14867,10 @@
           <w:rFonts w:ascii="Courier New" w:hAnsi="Courier New" w:cs="Courier New"/>
           <w:sz w:val="22"/>
         </w:rPr>
-        <w:t>perp_bothSee</w:t>
-      </w:r>
-      <w:r>
-        <w:t xml:space="preserve">: frames in which there is perpendicular orientation behavior in which the orientation is such that both fish see the other; a list of dictionaries (see </w:t>
+        <w:t>perp_oneSees</w:t>
+      </w:r>
+      <w:r>
+        <w:t xml:space="preserve">: frames in which there is perpendicular orientation behavior in which the orientation is such that one fish sees the other; a list of dictionaries (see </w:t>
       </w:r>
       <w:r>
         <w:rPr>
@@ -14861,16 +14896,10 @@
           <w:rFonts w:ascii="Courier New" w:hAnsi="Courier New" w:cs="Courier New"/>
           <w:sz w:val="22"/>
         </w:rPr>
-        <w:t>perp_larger_fish_sees</w:t>
-      </w:r>
-      <w:r>
-        <w:t xml:space="preserve">: frames in which there is perpendicular orientation in which the larger fish (only) “sees” the smaller fish. A subset of </w:t>
-      </w:r>
-      <w:r>
-        <w:t>90deg_</w:t>
-      </w:r>
-      <w:r>
-        <w:t xml:space="preserve">oneSees. A list of dictionaries (see </w:t>
+        <w:t>perp_bothSee</w:t>
+      </w:r>
+      <w:r>
+        <w:t xml:space="preserve">: frames in which there is perpendicular orientation behavior in which the orientation is such that both fish see the other; a list of dictionaries (see </w:t>
       </w:r>
       <w:r>
         <w:rPr>
@@ -14896,10 +14925,10 @@
           <w:rFonts w:ascii="Courier New" w:hAnsi="Courier New" w:cs="Courier New"/>
           <w:sz w:val="22"/>
         </w:rPr>
-        <w:t>perp_smaller_fish_sees</w:t>
-      </w:r>
-      <w:r>
-        <w:t xml:space="preserve">: frames in which there is perpendicular orientation in which the smaller fish (only) “sees” the larger fish. A subset of </w:t>
+        <w:t>perp_larger_fish_sees</w:t>
+      </w:r>
+      <w:r>
+        <w:t xml:space="preserve">: frames in which there is perpendicular orientation in which the larger fish (only) “sees” the smaller fish. A subset of </w:t>
       </w:r>
       <w:r>
         <w:t>90deg_</w:t>
@@ -14931,46 +14960,16 @@
           <w:rFonts w:ascii="Courier New" w:hAnsi="Courier New" w:cs="Courier New"/>
           <w:sz w:val="22"/>
         </w:rPr>
-        <w:t>tail_rubbing</w:t>
-      </w:r>
-      <w:r>
-        <w:rPr>
-          <w:rFonts w:ascii="Courier New" w:hAnsi="Courier New" w:cs="Courier New"/>
-          <w:sz w:val="22"/>
-        </w:rPr>
-        <w:t xml:space="preserve">_AP </w:t>
-      </w:r>
-      <w:r>
-        <w:t xml:space="preserve">and </w:t>
-      </w:r>
-      <w:r>
-        <w:rPr>
-          <w:rFonts w:ascii="Courier New" w:hAnsi="Courier New" w:cs="Courier New"/>
-          <w:sz w:val="22"/>
-        </w:rPr>
-        <w:t>tail_rubbing</w:t>
-      </w:r>
-      <w:r>
-        <w:rPr>
-          <w:rFonts w:ascii="Courier New" w:hAnsi="Courier New" w:cs="Courier New"/>
-          <w:sz w:val="22"/>
-        </w:rPr>
-        <w:t>_P</w:t>
-      </w:r>
-      <w:r>
-        <w:t>: frames in which there is tail-rubbing behavior,</w:t>
-      </w:r>
-      <w:r>
-        <w:t xml:space="preserve"> either anti-parallel or parallel</w:t>
-      </w:r>
-      <w:r>
-        <w:t xml:space="preserve">; </w:t>
-      </w:r>
-      <w:r>
-        <w:t xml:space="preserve">each is </w:t>
-      </w:r>
-      <w:r>
-        <w:t xml:space="preserve">a list of dictionaries (see </w:t>
+        <w:t>perp_smaller_fish_sees</w:t>
+      </w:r>
+      <w:r>
+        <w:t xml:space="preserve">: frames in which there is perpendicular orientation in which the smaller fish (only) “sees” the larger fish. A subset of </w:t>
+      </w:r>
+      <w:r>
+        <w:t>90deg_</w:t>
+      </w:r>
+      <w:r>
+        <w:t xml:space="preserve">oneSees. A list of dictionaries (see </w:t>
       </w:r>
       <w:r>
         <w:rPr>
@@ -14996,16 +14995,56 @@
           <w:rFonts w:ascii="Courier New" w:hAnsi="Courier New" w:cs="Courier New"/>
           <w:sz w:val="22"/>
         </w:rPr>
-        <w:t>xcorr_array:</w:t>
-      </w:r>
-      <w:r>
-        <w:t xml:space="preserve"> Heading angle cross-correlation </w:t>
-      </w:r>
-      <w:r>
-        <w:t xml:space="preserve">of the two fish </w:t>
-      </w:r>
-      <w:r>
-        <w:t>over a sliding window for all frames. Value at a given frame is the normalized cross-correlation for the window frame ending at that frame. Nframes x 1 array.</w:t>
+        <w:t>tail_rubbing</w:t>
+      </w:r>
+      <w:r>
+        <w:rPr>
+          <w:rFonts w:ascii="Courier New" w:hAnsi="Courier New" w:cs="Courier New"/>
+          <w:sz w:val="22"/>
+        </w:rPr>
+        <w:t xml:space="preserve">_AP </w:t>
+      </w:r>
+      <w:r>
+        <w:t xml:space="preserve">and </w:t>
+      </w:r>
+      <w:r>
+        <w:rPr>
+          <w:rFonts w:ascii="Courier New" w:hAnsi="Courier New" w:cs="Courier New"/>
+          <w:sz w:val="22"/>
+        </w:rPr>
+        <w:t>tail_rubbing</w:t>
+      </w:r>
+      <w:r>
+        <w:rPr>
+          <w:rFonts w:ascii="Courier New" w:hAnsi="Courier New" w:cs="Courier New"/>
+          <w:sz w:val="22"/>
+        </w:rPr>
+        <w:t>_P</w:t>
+      </w:r>
+      <w:r>
+        <w:t>: frames in which there is tail-rubbing behavior,</w:t>
+      </w:r>
+      <w:r>
+        <w:t xml:space="preserve"> either anti-parallel or parallel</w:t>
+      </w:r>
+      <w:r>
+        <w:t xml:space="preserve">; </w:t>
+      </w:r>
+      <w:r>
+        <w:t xml:space="preserve">each is </w:t>
+      </w:r>
+      <w:r>
+        <w:t xml:space="preserve">a list of dictionaries (see </w:t>
+      </w:r>
+      <w:r>
+        <w:rPr>
+          <w:b/>
+          <w:bCs/>
+        </w:rPr>
+        <w:t>behavior dictionaries</w:t>
+      </w:r>
+      <w:r>
+        <w:t>, below).</w:t>
       </w:r>
     </w:p>
     <w:p>
@@ -15021,38 +15060,16 @@
           <w:rFonts w:ascii="Courier New" w:hAnsi="Courier New" w:cs="Courier New"/>
           <w:sz w:val="22"/>
         </w:rPr>
-        <w:t>relative_orientation</w:t>
-      </w:r>
-      <w:r>
-        <w:t>: Angle between heading vector and head-to-head vector, for each fish. Units: Radians. Range: [-</w:t>
-      </w:r>
-      <w:r>
-        <w:rPr>
-          <w:rFonts w:ascii="Calibri" w:hAnsi="Calibri" w:cs="Calibri"/>
-        </w:rPr>
-        <w:t>π</w:t>
-      </w:r>
-      <w:r>
-        <w:t xml:space="preserve">, </w:t>
-      </w:r>
-      <w:r>
-        <w:rPr>
-          <w:rFonts w:ascii="Calibri" w:hAnsi="Calibri" w:cs="Calibri"/>
-        </w:rPr>
-        <w:t>π</w:t>
-      </w:r>
-      <w:r>
-        <w:t xml:space="preserve">] radians. Note that this is signed; negative for head-head vector to the left of the heading vector. Also exported in the “basic measurements” file – see </w:t>
-      </w:r>
-      <w:r>
-        <w:rPr>
-          <w:rFonts w:ascii="Courier New" w:hAnsi="Courier New" w:cs="Courier New"/>
-          <w:sz w:val="22"/>
-        </w:rPr>
-        <w:t>write_basicMeasurements_txt_file()</w:t>
-      </w:r>
-      <w:r>
-        <w:t>. May include bad tracking frames.</w:t>
+        <w:t>xcorr_array:</w:t>
+      </w:r>
+      <w:r>
+        <w:t xml:space="preserve"> Heading angle cross-correlation </w:t>
+      </w:r>
+      <w:r>
+        <w:t xml:space="preserve">of the two fish </w:t>
+      </w:r>
+      <w:r>
+        <w:t>over a sliding window for all frames. Value at a given frame is the normalized cross-correlation for the window frame ending at that frame. Nframes x 1 array.</w:t>
       </w:r>
     </w:p>
     <w:p>
@@ -15071,14 +15088,7 @@
         <w:t>relative_orientation</w:t>
       </w:r>
       <w:r>
-        <w:rPr>
-          <w:rFonts w:ascii="Courier New" w:hAnsi="Courier New" w:cs="Courier New"/>
-          <w:sz w:val="22"/>
-        </w:rPr>
-        <w:t>_sum</w:t>
-      </w:r>
-      <w:r>
-        <w:t>: Sum of the relative orientation angles for the two fish. Units: radians. Range: [-2</w:t>
+        <w:t>: Angle between heading vector and head-to-head vector, for each fish. Units: Radians. Range: [-</w:t>
       </w:r>
       <w:r>
         <w:rPr>
@@ -15087,7 +15097,7 @@
         <w:t>π</w:t>
       </w:r>
       <w:r>
-        <w:t>, 2</w:t>
+        <w:t xml:space="preserve">, </w:t>
       </w:r>
       <w:r>
         <w:rPr>
@@ -15096,7 +15106,21 @@
         <w:t>π</w:t>
       </w:r>
       <w:r>
-        <w:t>] radians. May include bad tracking frames.</w:t>
+        <w:t>] radians. Note that this is signed; negative for head-</w:t>
+      </w:r>
+      <w:r>
+        <w:lastRenderedPageBreak/>
+        <w:t xml:space="preserve">head vector to the left of the heading vector. Also exported in the “basic measurements” file – see </w:t>
+      </w:r>
+      <w:r>
+        <w:rPr>
+          <w:rFonts w:ascii="Courier New" w:hAnsi="Courier New" w:cs="Courier New"/>
+          <w:sz w:val="22"/>
+        </w:rPr>
+        <w:t>write_basicMeasurements_txt_file()</w:t>
+      </w:r>
+      <w:r>
+        <w:t>. May include bad tracking frames.</w:t>
       </w:r>
     </w:p>
     <w:p>
@@ -15112,7 +15136,6 @@
           <w:rFonts w:ascii="Courier New" w:hAnsi="Courier New" w:cs="Courier New"/>
           <w:sz w:val="22"/>
         </w:rPr>
-        <w:lastRenderedPageBreak/>
         <w:t>relative_orientation</w:t>
       </w:r>
       <w:r>
@@ -15120,10 +15143,19 @@
           <w:rFonts w:ascii="Courier New" w:hAnsi="Courier New" w:cs="Courier New"/>
           <w:sz w:val="22"/>
         </w:rPr>
-        <w:t>_abs_sum</w:t>
-      </w:r>
-      <w:r>
-        <w:t>: Sum of the absolute values of the relative orientation angles for the two fish. Units: radians. Range: [0, 2</w:t>
+        <w:t>_sum</w:t>
+      </w:r>
+      <w:r>
+        <w:t>: Sum of the relative orientation angles for the two fish. Units: radians. Range: [-2</w:t>
+      </w:r>
+      <w:r>
+        <w:rPr>
+          <w:rFonts w:ascii="Calibri" w:hAnsi="Calibri" w:cs="Calibri"/>
+        </w:rPr>
+        <w:t>π</w:t>
+      </w:r>
+      <w:r>
+        <w:t>, 2</w:t>
       </w:r>
       <w:r>
         <w:rPr>
@@ -15148,10 +15180,26 @@
           <w:rFonts w:ascii="Courier New" w:hAnsi="Courier New" w:cs="Courier New"/>
           <w:sz w:val="22"/>
         </w:rPr>
-        <w:t>rel_orient_rankIdx</w:t>
-      </w:r>
-      <w:r>
-        <w:t>: Fish indexes in each frame ordered by relative orientation angle, low to high. (Valid only for Nfish==2). If, for example, this is [1, 0] for a given frame, fish 1 has the lower relative orientation angle.</w:t>
+        <w:t>relative_orientation</w:t>
+      </w:r>
+      <w:r>
+        <w:rPr>
+          <w:rFonts w:ascii="Courier New" w:hAnsi="Courier New" w:cs="Courier New"/>
+          <w:sz w:val="22"/>
+        </w:rPr>
+        <w:t>_abs_sum</w:t>
+      </w:r>
+      <w:r>
+        <w:t>: Sum of the absolute values of the relative orientation angles for the two fish. Units: radians. Range: [0, 2</w:t>
+      </w:r>
+      <w:r>
+        <w:rPr>
+          <w:rFonts w:ascii="Calibri" w:hAnsi="Calibri" w:cs="Calibri"/>
+        </w:rPr>
+        <w:t>π</w:t>
+      </w:r>
+      <w:r>
+        <w:t>] radians. May include bad tracking frames.</w:t>
       </w:r>
     </w:p>
     <w:p>
@@ -15167,6 +15215,25 @@
           <w:rFonts w:ascii="Courier New" w:hAnsi="Courier New" w:cs="Courier New"/>
           <w:sz w:val="22"/>
         </w:rPr>
+        <w:t>rel_orient_rankIdx</w:t>
+      </w:r>
+      <w:r>
+        <w:t>: Fish indexes in each frame ordered by relative orientation angle, low to high. (Valid only for Nfish==2). If, for example, this is [1, 0] for a given frame, fish 1 has the lower relative orientation angle.</w:t>
+      </w:r>
+    </w:p>
+    <w:p>
+      <w:pPr>
+        <w:pStyle w:val="ListParagraph"/>
+        <w:numPr>
+          <w:ilvl w:val="0"/>
+          <w:numId w:val="4"/>
+        </w:numPr>
+      </w:pPr>
+      <w:r>
+        <w:rPr>
+          <w:rFonts w:ascii="Courier New" w:hAnsi="Courier New" w:cs="Courier New"/>
+          <w:sz w:val="22"/>
+        </w:rPr>
         <w:t>relative_heading_angle:</w:t>
       </w:r>
       <w:r>
@@ -15527,6 +15594,7 @@
           <w:rFonts w:ascii="Courier New" w:hAnsi="Courier New" w:cs="Courier New"/>
           <w:sz w:val="22"/>
         </w:rPr>
+        <w:lastRenderedPageBreak/>
         <w:t>N_events:</w:t>
       </w:r>
       <w:r>
@@ -15577,7 +15645,6 @@
           <w:rFonts w:ascii="Courier New" w:hAnsi="Courier New" w:cs="Courier New"/>
           <w:sz w:val="22"/>
         </w:rPr>
-        <w:lastRenderedPageBreak/>
         <w:t>relative_duration:</w:t>
       </w:r>
       <w:r>
@@ -15735,6 +15802,7 @@
     </w:p>
     <w:p>
       <w:r>
+        <w:lastRenderedPageBreak/>
         <w:t xml:space="preserve">    identify frames in which the head position of one or more fish is close to the dish edge (within threshold)</w:t>
       </w:r>
     </w:p>
@@ -15747,7 +15815,6 @@
     </w:p>
     <w:p>
       <w:r>
-        <w:lastRenderedPageBreak/>
         <w:t xml:space="preserve">    Estimate the arena center position as the midpoint of the x-y range.</w:t>
       </w:r>
     </w:p>
@@ -15887,6 +15954,7 @@
         <w:pStyle w:val="Heading1"/>
       </w:pPr>
       <w:r>
+        <w:lastRenderedPageBreak/>
         <w:t>Visualizing fish trajectories and information</w:t>
       </w:r>
     </w:p>
@@ -16251,6 +16319,7 @@
           <w:sz w:val="20"/>
           <w:szCs w:val="20"/>
         </w:rPr>
+        <w:lastRenderedPageBreak/>
         <w:t xml:space="preserve">  p: +1000 frames w: -1000 frames</w:t>
       </w:r>
     </w:p>
@@ -16291,7 +16360,6 @@
     <w:p/>
     <w:p>
       <w:r>
-        <w:lastRenderedPageBreak/>
         <w:t>Example:</w:t>
       </w:r>
     </w:p>
@@ -16489,6 +16557,7 @@
     </w:p>
     <w:p>
       <w:r>
+        <w:lastRenderedPageBreak/>
         <w:t xml:space="preserve">See also </w:t>
       </w:r>
       <w:r>
@@ -16517,7 +16586,6 @@
         <w:pStyle w:val="Heading2"/>
       </w:pPr>
       <w:r>
-        <w:lastRenderedPageBreak/>
         <w:t>Calculate and plot bout duration, binned over a range of inter-fish distances?</w:t>
       </w:r>
     </w:p>
@@ -16629,6 +16697,21 @@
     </w:p>
     <w:p>
       <w:r>
+        <w:t>Note that the process is very similar for angular speed (</w:t>
+      </w:r>
+      <w:r>
+        <w:rPr>
+          <w:rFonts w:ascii="Courier New" w:hAnsi="Courier New" w:cs="Courier New"/>
+          <w:sz w:val="22"/>
+        </w:rPr>
+        <w:t>keyName = 'angular_speed_array_rad_s'</w:t>
+      </w:r>
+      <w:r>
+        <w:t>)</w:t>
+      </w:r>
+    </w:p>
+    <w:p>
+      <w:r>
         <w:t>Decide what interfish distance measure you want to use. (Head-head or closest)</w:t>
       </w:r>
     </w:p>
@@ -17053,6 +17136,7 @@
           <w:sz w:val="20"/>
           <w:szCs w:val="20"/>
         </w:rPr>
+        <w:lastRenderedPageBreak/>
         <w:t>y</w:t>
       </w:r>
       <w:r>
@@ -17291,365 +17375,758 @@
           <w:sz w:val="20"/>
           <w:szCs w:val="20"/>
         </w:rPr>
+        <w:t xml:space="preserve">   </w:t>
+      </w:r>
+      <w:r>
+        <w:rPr>
+          <w:rFonts w:ascii="Courier New" w:hAnsi="Courier New" w:cs="Courier New"/>
+          <w:sz w:val="20"/>
+          <w:szCs w:val="20"/>
+        </w:rPr>
+        <w:t>constraintKey=</w:t>
+      </w:r>
+      <w:r>
+        <w:rPr>
+          <w:rFonts w:ascii="Courier New" w:hAnsi="Courier New" w:cs="Courier New"/>
+          <w:sz w:val="20"/>
+          <w:szCs w:val="20"/>
+        </w:rPr>
+        <w:t>c</w:t>
+      </w:r>
+      <w:r>
+        <w:rPr>
+          <w:rFonts w:ascii="Courier New" w:hAnsi="Courier New" w:cs="Courier New"/>
+          <w:sz w:val="20"/>
+          <w:szCs w:val="20"/>
+        </w:rPr>
+        <w:t>onstraintKe</w:t>
+      </w:r>
+      <w:r>
+        <w:rPr>
+          <w:rFonts w:ascii="Courier New" w:hAnsi="Courier New" w:cs="Courier New"/>
+          <w:sz w:val="20"/>
+          <w:szCs w:val="20"/>
+        </w:rPr>
+        <w:t>y</w:t>
+      </w:r>
+      <w:r>
+        <w:rPr>
+          <w:rFonts w:ascii="Courier New" w:hAnsi="Courier New" w:cs="Courier New"/>
+          <w:sz w:val="20"/>
+          <w:szCs w:val="20"/>
+        </w:rPr>
+        <w:t>, constraintRange= constraintRange,</w:t>
+      </w:r>
+    </w:p>
+    <w:p>
+      <w:pPr>
+        <w:rPr>
+          <w:rFonts w:ascii="Courier New" w:hAnsi="Courier New" w:cs="Courier New"/>
+          <w:sz w:val="20"/>
+          <w:szCs w:val="20"/>
+        </w:rPr>
+      </w:pPr>
+      <w:r>
+        <w:rPr>
+          <w:rFonts w:ascii="Courier New" w:hAnsi="Courier New" w:cs="Courier New"/>
+          <w:sz w:val="20"/>
+          <w:szCs w:val="20"/>
+        </w:rPr>
+        <w:t xml:space="preserve">   </w:t>
+      </w:r>
+      <w:r>
+        <w:rPr>
+          <w:rFonts w:ascii="Courier New" w:hAnsi="Courier New" w:cs="Courier New"/>
+          <w:sz w:val="20"/>
+          <w:szCs w:val="20"/>
+        </w:rPr>
+        <w:t xml:space="preserve">constraintIdx= </w:t>
+      </w:r>
+      <w:r>
+        <w:rPr>
+          <w:rFonts w:ascii="Courier New" w:hAnsi="Courier New" w:cs="Courier New"/>
+          <w:sz w:val="20"/>
+          <w:szCs w:val="20"/>
+        </w:rPr>
+        <w:t>constraintIdx</w:t>
+      </w:r>
+      <w:r>
+        <w:rPr>
+          <w:rFonts w:ascii="Courier New" w:hAnsi="Courier New" w:cs="Courier New"/>
+          <w:sz w:val="20"/>
+          <w:szCs w:val="20"/>
+        </w:rPr>
+        <w:t xml:space="preserve">, </w:t>
+      </w:r>
+    </w:p>
+    <w:p>
+      <w:pPr>
+        <w:rPr>
+          <w:rFonts w:ascii="Courier New" w:hAnsi="Courier New" w:cs="Courier New"/>
+          <w:sz w:val="20"/>
+          <w:szCs w:val="20"/>
+        </w:rPr>
+      </w:pPr>
+      <w:r>
+        <w:rPr>
+          <w:rFonts w:ascii="Courier New" w:hAnsi="Courier New" w:cs="Courier New"/>
+          <w:sz w:val="20"/>
+          <w:szCs w:val="20"/>
+        </w:rPr>
+        <w:t xml:space="preserve">   </w:t>
+      </w:r>
+      <w:r>
+        <w:rPr>
+          <w:rFonts w:ascii="Courier New" w:hAnsi="Courier New" w:cs="Courier New"/>
+          <w:sz w:val="20"/>
+          <w:szCs w:val="20"/>
+        </w:rPr>
+        <w:t>use_abs_value_constraint= use_abs_value_constraint,</w:t>
+      </w:r>
+    </w:p>
+    <w:p>
+      <w:pPr>
+        <w:rPr>
+          <w:rFonts w:ascii="Courier New" w:hAnsi="Courier New" w:cs="Courier New"/>
+          <w:sz w:val="20"/>
+          <w:szCs w:val="20"/>
+        </w:rPr>
+      </w:pPr>
+      <w:r>
+        <w:rPr>
+          <w:rFonts w:ascii="Courier New" w:hAnsi="Courier New" w:cs="Courier New"/>
+          <w:sz w:val="20"/>
+          <w:szCs w:val="20"/>
+        </w:rPr>
+        <w:t xml:space="preserve">  </w:t>
+      </w:r>
+      <w:r>
+        <w:rPr>
+          <w:rFonts w:ascii="Courier New" w:hAnsi="Courier New" w:cs="Courier New"/>
+          <w:sz w:val="20"/>
+          <w:szCs w:val="20"/>
+        </w:rPr>
+        <w:t xml:space="preserve"> dilate_minus1= dilate_minus1,</w:t>
+      </w:r>
+    </w:p>
+    <w:p>
+      <w:pPr>
+        <w:rPr>
+          <w:rFonts w:ascii="Courier New" w:hAnsi="Courier New" w:cs="Courier New"/>
+          <w:sz w:val="20"/>
+          <w:szCs w:val="20"/>
+        </w:rPr>
+      </w:pPr>
+      <w:r>
+        <w:rPr>
+          <w:rFonts w:ascii="Courier New" w:hAnsi="Courier New" w:cs="Courier New"/>
+          <w:sz w:val="20"/>
+          <w:szCs w:val="20"/>
+        </w:rPr>
+        <w:t xml:space="preserve">   </w:t>
+      </w:r>
+      <w:r>
+        <w:rPr>
+          <w:rFonts w:ascii="Courier New" w:hAnsi="Courier New" w:cs="Courier New"/>
+          <w:sz w:val="20"/>
+          <w:szCs w:val="20"/>
+        </w:rPr>
+        <w:t xml:space="preserve">makePlot=True, </w:t>
+      </w:r>
+      <w:r>
+        <w:rPr>
+          <w:rFonts w:ascii="Courier New" w:hAnsi="Courier New" w:cs="Courier New"/>
+          <w:sz w:val="20"/>
+          <w:szCs w:val="20"/>
+        </w:rPr>
+        <w:t>plot_each_dataset = False, plot_sem_band = True</w:t>
+      </w:r>
+      <w:r>
+        <w:rPr>
+          <w:rFonts w:ascii="Courier New" w:hAnsi="Courier New" w:cs="Courier New"/>
+          <w:sz w:val="20"/>
+          <w:szCs w:val="20"/>
+        </w:rPr>
+        <w:t>,</w:t>
+      </w:r>
+    </w:p>
+    <w:p>
+      <w:pPr>
+        <w:rPr>
+          <w:rFonts w:ascii="Courier New" w:hAnsi="Courier New" w:cs="Courier New"/>
+          <w:sz w:val="20"/>
+          <w:szCs w:val="20"/>
+        </w:rPr>
+      </w:pPr>
+      <w:r>
+        <w:rPr>
+          <w:rFonts w:ascii="Courier New" w:hAnsi="Courier New" w:cs="Courier New"/>
+          <w:sz w:val="20"/>
+          <w:szCs w:val="20"/>
+        </w:rPr>
+        <w:t xml:space="preserve">  </w:t>
+      </w:r>
+      <w:r>
+        <w:rPr>
+          <w:rFonts w:ascii="Courier New" w:hAnsi="Courier New" w:cs="Courier New"/>
+          <w:sz w:val="20"/>
+          <w:szCs w:val="20"/>
+        </w:rPr>
+        <w:t xml:space="preserve"> </w:t>
+      </w:r>
+      <w:r>
+        <w:rPr>
+          <w:rFonts w:ascii="Courier New" w:hAnsi="Courier New" w:cs="Courier New"/>
+          <w:sz w:val="20"/>
+          <w:szCs w:val="20"/>
+        </w:rPr>
+        <w:t>titleStr=titleStr,</w:t>
+      </w:r>
+    </w:p>
+    <w:p>
+      <w:pPr>
+        <w:rPr>
+          <w:rFonts w:ascii="Courier New" w:hAnsi="Courier New" w:cs="Courier New"/>
+          <w:sz w:val="20"/>
+          <w:szCs w:val="20"/>
+        </w:rPr>
+      </w:pPr>
+      <w:r>
+        <w:rPr>
+          <w:rFonts w:ascii="Courier New" w:hAnsi="Courier New" w:cs="Courier New"/>
+          <w:sz w:val="20"/>
+          <w:szCs w:val="20"/>
+        </w:rPr>
+        <w:t xml:space="preserve"> </w:t>
+      </w:r>
+      <w:r>
+        <w:rPr>
+          <w:rFonts w:ascii="Courier New" w:hAnsi="Courier New" w:cs="Courier New"/>
+          <w:sz w:val="20"/>
+          <w:szCs w:val="20"/>
+        </w:rPr>
+        <w:t xml:space="preserve">  xlabelStr= xlabelStr, ylabelStr= ylabelStr,color='black',</w:t>
+      </w:r>
+    </w:p>
+    <w:p>
+      <w:pPr>
+        <w:rPr>
+          <w:rFonts w:ascii="Courier New" w:hAnsi="Courier New" w:cs="Courier New"/>
+          <w:sz w:val="20"/>
+          <w:szCs w:val="20"/>
+        </w:rPr>
+      </w:pPr>
+      <w:r>
+        <w:rPr>
+          <w:rFonts w:ascii="Courier New" w:hAnsi="Courier New" w:cs="Courier New"/>
+          <w:sz w:val="20"/>
+          <w:szCs w:val="20"/>
+        </w:rPr>
+        <w:t xml:space="preserve">   </w:t>
+      </w:r>
+      <w:r>
+        <w:rPr>
+          <w:rFonts w:ascii="Courier New" w:hAnsi="Courier New" w:cs="Courier New"/>
+          <w:sz w:val="20"/>
+          <w:szCs w:val="20"/>
+        </w:rPr>
+        <w:t xml:space="preserve">outputFileName='test_speed_each.png', </w:t>
+      </w:r>
+    </w:p>
+    <w:p>
+      <w:r>
+        <w:rPr>
+          <w:rFonts w:ascii="Courier New" w:hAnsi="Courier New" w:cs="Courier New"/>
+          <w:sz w:val="20"/>
+          <w:szCs w:val="20"/>
+        </w:rPr>
+        <w:t xml:space="preserve">   </w:t>
+      </w:r>
+      <w:r>
+        <w:rPr>
+          <w:rFonts w:ascii="Courier New" w:hAnsi="Courier New" w:cs="Courier New"/>
+          <w:sz w:val="20"/>
+          <w:szCs w:val="20"/>
+        </w:rPr>
+        <w:t>outputCSVFileName = 'test_speed_each.csv'</w:t>
+      </w:r>
+      <w:r>
+        <w:rPr>
+          <w:rFonts w:ascii="Courier New" w:hAnsi="Courier New" w:cs="Courier New"/>
+          <w:sz w:val="20"/>
+          <w:szCs w:val="20"/>
+        </w:rPr>
+        <w:t>, closeFigure=False</w:t>
+      </w:r>
+      <w:r>
+        <w:rPr>
+          <w:rFonts w:ascii="Courier New" w:hAnsi="Courier New" w:cs="Courier New"/>
+          <w:sz w:val="20"/>
+          <w:szCs w:val="20"/>
+        </w:rPr>
+        <w:t>)</w:t>
+      </w:r>
+    </w:p>
+    <w:p/>
+    <w:p>
+      <w:pPr>
+        <w:pStyle w:val="Heading2"/>
+      </w:pPr>
+      <w:r>
+        <w:t>Plot the probability of a J-bend as a function of inter-fish distance?</w:t>
+      </w:r>
+    </w:p>
+    <w:p>
+      <w:r>
+        <w:t>Decide what inter-fish distance measure you want to use. (Head-head or closest)</w:t>
+      </w:r>
+      <w:r>
+        <w:t>.</w:t>
+      </w:r>
+    </w:p>
+    <w:p>
+      <w:r>
+        <w:t xml:space="preserve">Load datasets as usual. Use </w:t>
+      </w:r>
+      <w:r>
+        <w:rPr>
+          <w:rFonts w:ascii="Courier New" w:hAnsi="Courier New" w:cs="Courier New"/>
+          <w:sz w:val="20"/>
+          <w:szCs w:val="20"/>
+        </w:rPr>
+        <w:t>calculate_property_1Dbinned</w:t>
+      </w:r>
+      <w:r>
+        <w:rPr>
+          <w:rFonts w:ascii="Courier New" w:hAnsi="Courier New" w:cs="Courier New"/>
+          <w:sz w:val="20"/>
+          <w:szCs w:val="20"/>
+        </w:rPr>
+        <w:t>()</w:t>
+      </w:r>
+      <w:r>
+        <w:t>, as shown below</w:t>
+      </w:r>
+      <w:r>
+        <w:t>. Note the options for outputting a figure (</w:t>
+      </w:r>
+      <w:r>
+        <w:rPr>
+          <w:rFonts w:ascii="Courier New" w:hAnsi="Courier New" w:cs="Courier New"/>
+          <w:sz w:val="22"/>
+        </w:rPr>
+        <w:t>outputFileName</w:t>
+      </w:r>
+      <w:r>
+        <w:t>) and / or a CSV file (</w:t>
+      </w:r>
+      <w:r>
+        <w:rPr>
+          <w:rFonts w:ascii="Courier New" w:hAnsi="Courier New" w:cs="Courier New"/>
+          <w:sz w:val="22"/>
+        </w:rPr>
+        <w:t>outputCSVFileName</w:t>
+      </w:r>
+      <w:r>
+        <w:t>)</w:t>
+      </w:r>
+      <w:r>
+        <w:t>:</w:t>
+      </w:r>
+    </w:p>
+    <w:p>
+      <w:pPr>
+        <w:ind w:left="720"/>
+        <w:rPr>
+          <w:rFonts w:ascii="Courier New" w:hAnsi="Courier New" w:cs="Courier New"/>
+          <w:sz w:val="22"/>
+        </w:rPr>
+      </w:pPr>
+      <w:r>
+        <w:rPr>
+          <w:rFonts w:ascii="Courier New" w:hAnsi="Courier New" w:cs="Courier New"/>
+          <w:sz w:val="22"/>
+        </w:rPr>
+        <w:t xml:space="preserve">from </w:t>
+      </w:r>
+      <w:r>
+        <w:rPr>
+          <w:rFonts w:ascii="Courier New" w:hAnsi="Courier New" w:cs="Courier New"/>
+          <w:sz w:val="22"/>
+        </w:rPr>
+        <w:t xml:space="preserve">IO_toolkit </w:t>
+      </w:r>
+      <w:r>
+        <w:rPr>
+          <w:rFonts w:ascii="Courier New" w:hAnsi="Courier New" w:cs="Courier New"/>
+          <w:sz w:val="22"/>
+        </w:rPr>
+        <w:t xml:space="preserve">import </w:t>
+      </w:r>
+      <w:r>
+        <w:rPr>
+          <w:rFonts w:ascii="Courier New" w:hAnsi="Courier New" w:cs="Courier New"/>
+          <w:sz w:val="20"/>
+          <w:szCs w:val="20"/>
+        </w:rPr>
+        <w:t>calculate_property_1Dbinned</w:t>
+      </w:r>
+    </w:p>
+    <w:p>
+      <w:pPr>
+        <w:ind w:left="720"/>
+        <w:rPr>
+          <w:rFonts w:ascii="Courier New" w:hAnsi="Courier New" w:cs="Courier New"/>
+          <w:sz w:val="22"/>
+        </w:rPr>
+      </w:pPr>
+      <w:r>
+        <w:rPr>
+          <w:rFonts w:ascii="Courier New" w:hAnsi="Courier New" w:cs="Courier New"/>
+          <w:sz w:val="22"/>
+        </w:rPr>
+        <w:t>keyName = '</w:t>
+      </w:r>
+      <w:r>
+        <w:rPr>
+          <w:rFonts w:ascii="Courier New" w:hAnsi="Courier New" w:cs="Courier New"/>
+          <w:sz w:val="22"/>
+        </w:rPr>
+        <w:t>J</w:t>
+      </w:r>
+      <w:r>
+        <w:rPr>
+          <w:rFonts w:ascii="Courier New" w:hAnsi="Courier New" w:cs="Courier New"/>
+          <w:sz w:val="22"/>
+        </w:rPr>
+        <w:t>bend_any'</w:t>
+      </w:r>
+    </w:p>
+    <w:p>
+      <w:pPr>
+        <w:ind w:left="720"/>
+        <w:rPr>
+          <w:rFonts w:ascii="Courier New" w:hAnsi="Courier New" w:cs="Courier New"/>
+          <w:sz w:val="22"/>
+        </w:rPr>
+      </w:pPr>
+      <w:r>
+        <w:rPr>
+          <w:rFonts w:ascii="Courier New" w:hAnsi="Courier New" w:cs="Courier New"/>
+          <w:sz w:val="22"/>
+        </w:rPr>
+        <w:t>binKeyName = '</w:t>
+      </w:r>
+      <w:r>
+        <w:rPr>
+          <w:rFonts w:ascii="Courier New" w:hAnsi="Courier New" w:cs="Courier New"/>
+          <w:sz w:val="22"/>
+        </w:rPr>
+        <w:t>closest</w:t>
+      </w:r>
+      <w:r>
+        <w:rPr>
+          <w:rFonts w:ascii="Courier New" w:hAnsi="Courier New" w:cs="Courier New"/>
+          <w:sz w:val="22"/>
+        </w:rPr>
+        <w:t>_distance_mm'</w:t>
+      </w:r>
+    </w:p>
+    <w:p>
+      <w:pPr>
+        <w:ind w:left="720"/>
+        <w:rPr>
+          <w:rFonts w:ascii="Courier New" w:hAnsi="Courier New" w:cs="Courier New"/>
+          <w:sz w:val="22"/>
+        </w:rPr>
+      </w:pPr>
+      <w:r>
+        <w:rPr>
+          <w:rFonts w:ascii="Courier New" w:hAnsi="Courier New" w:cs="Courier New"/>
+          <w:sz w:val="22"/>
+        </w:rPr>
+        <w:t>bin_range = (0.0, 50.0)</w:t>
+      </w:r>
+    </w:p>
+    <w:p>
+      <w:pPr>
+        <w:ind w:left="720"/>
+        <w:rPr>
+          <w:rFonts w:ascii="Courier New" w:hAnsi="Courier New" w:cs="Courier New"/>
+          <w:sz w:val="22"/>
+        </w:rPr>
+      </w:pPr>
+      <w:r>
+        <w:rPr>
+          <w:rFonts w:ascii="Courier New" w:hAnsi="Courier New" w:cs="Courier New"/>
+          <w:sz w:val="22"/>
+        </w:rPr>
+        <w:t>Nbins = 20</w:t>
+      </w:r>
+    </w:p>
+    <w:p>
+      <w:pPr>
+        <w:ind w:left="720"/>
+        <w:rPr>
+          <w:rFonts w:ascii="Courier New" w:hAnsi="Courier New" w:cs="Courier New"/>
+          <w:sz w:val="22"/>
+        </w:rPr>
+      </w:pPr>
+      <w:r>
+        <w:rPr>
+          <w:rFonts w:ascii="Courier New" w:hAnsi="Courier New" w:cs="Courier New"/>
+          <w:sz w:val="22"/>
+        </w:rPr>
+        <w:t>titleStr = f'</w:t>
+      </w:r>
+      <w:r>
+        <w:rPr>
+          <w:rFonts w:ascii="Courier New" w:hAnsi="Courier New" w:cs="Courier New"/>
+          <w:sz w:val="22"/>
+        </w:rPr>
+        <w:t>{</w:t>
+      </w:r>
+      <w:r>
+        <w:rPr>
+          <w:rFonts w:ascii="Courier New" w:hAnsi="Courier New" w:cs="Courier New"/>
+          <w:sz w:val="22"/>
+        </w:rPr>
+        <w:t>keyName</w:t>
+      </w:r>
+      <w:r>
+        <w:rPr>
+          <w:rFonts w:ascii="Courier New" w:hAnsi="Courier New" w:cs="Courier New"/>
+          <w:sz w:val="22"/>
+        </w:rPr>
+        <w:t>}</w:t>
+      </w:r>
+      <w:r>
+        <w:rPr>
+          <w:rFonts w:ascii="Courier New" w:hAnsi="Courier New" w:cs="Courier New"/>
+          <w:sz w:val="22"/>
+        </w:rPr>
+        <w:t xml:space="preserve"> probability v distance'</w:t>
+      </w:r>
+    </w:p>
+    <w:p>
+      <w:pPr>
+        <w:ind w:left="720"/>
+        <w:rPr>
+          <w:rFonts w:ascii="Courier New" w:hAnsi="Courier New" w:cs="Courier New"/>
+          <w:sz w:val="22"/>
+        </w:rPr>
+      </w:pPr>
+      <w:r>
+        <w:rPr>
+          <w:rFonts w:ascii="Courier New" w:hAnsi="Courier New" w:cs="Courier New"/>
+          <w:sz w:val="22"/>
+        </w:rPr>
+        <w:t>xlabelStr = 'Closest distance (mm)'</w:t>
+      </w:r>
+    </w:p>
+    <w:p>
+      <w:pPr>
+        <w:ind w:left="720"/>
+        <w:rPr>
+          <w:rFonts w:ascii="Courier New" w:hAnsi="Courier New" w:cs="Courier New"/>
+          <w:sz w:val="22"/>
+        </w:rPr>
+      </w:pPr>
+      <w:r>
+        <w:rPr>
+          <w:rFonts w:ascii="Courier New" w:hAnsi="Courier New" w:cs="Courier New"/>
+          <w:sz w:val="22"/>
+        </w:rPr>
+        <w:t xml:space="preserve">ylabelStr = </w:t>
+      </w:r>
+      <w:r>
+        <w:rPr>
+          <w:rFonts w:ascii="Courier New" w:hAnsi="Courier New" w:cs="Courier New"/>
+          <w:sz w:val="22"/>
+        </w:rPr>
+        <w:t>f</w:t>
+      </w:r>
+      <w:r>
+        <w:rPr>
+          <w:rFonts w:ascii="Courier New" w:hAnsi="Courier New" w:cs="Courier New"/>
+          <w:sz w:val="22"/>
+        </w:rPr>
+        <w:t>'</w:t>
+      </w:r>
+      <w:r>
+        <w:rPr>
+          <w:rFonts w:ascii="Courier New" w:hAnsi="Courier New" w:cs="Courier New"/>
+          <w:sz w:val="22"/>
+        </w:rPr>
+        <w:t>{</w:t>
+      </w:r>
+      <w:r>
+        <w:rPr>
+          <w:rFonts w:ascii="Courier New" w:hAnsi="Courier New" w:cs="Courier New"/>
+          <w:sz w:val="22"/>
+        </w:rPr>
+        <w:t>keyName</w:t>
+      </w:r>
+      <w:r>
+        <w:rPr>
+          <w:rFonts w:ascii="Courier New" w:hAnsi="Courier New" w:cs="Courier New"/>
+          <w:sz w:val="22"/>
+        </w:rPr>
+        <w:t>}</w:t>
+      </w:r>
+      <w:r>
+        <w:rPr>
+          <w:rFonts w:ascii="Courier New" w:hAnsi="Courier New" w:cs="Courier New"/>
+          <w:sz w:val="22"/>
+        </w:rPr>
+        <w:t xml:space="preserve"> probability'</w:t>
+      </w:r>
+    </w:p>
+    <w:p>
+      <w:pPr>
+        <w:ind w:left="720"/>
+        <w:rPr>
+          <w:rFonts w:ascii="Courier New" w:hAnsi="Courier New" w:cs="Courier New"/>
+          <w:sz w:val="22"/>
+        </w:rPr>
+      </w:pPr>
+      <w:r>
+        <w:rPr>
+          <w:rFonts w:ascii="Courier New" w:hAnsi="Courier New" w:cs="Courier New"/>
+          <w:sz w:val="22"/>
+        </w:rPr>
+        <w:t>_</w:t>
+      </w:r>
+      <w:r>
+        <w:rPr>
+          <w:rFonts w:ascii="Courier New" w:hAnsi="Courier New" w:cs="Courier New"/>
+          <w:sz w:val="22"/>
+        </w:rPr>
+        <w:t xml:space="preserve">, </w:t>
+      </w:r>
+      <w:r>
+        <w:rPr>
+          <w:rFonts w:ascii="Courier New" w:hAnsi="Courier New" w:cs="Courier New"/>
+          <w:sz w:val="22"/>
+        </w:rPr>
+        <w:t>_</w:t>
+      </w:r>
+      <w:r>
+        <w:rPr>
+          <w:rFonts w:ascii="Courier New" w:hAnsi="Courier New" w:cs="Courier New"/>
+          <w:sz w:val="22"/>
+        </w:rPr>
+        <w:t xml:space="preserve">, </w:t>
+      </w:r>
+      <w:r>
+        <w:rPr>
+          <w:rFonts w:ascii="Courier New" w:hAnsi="Courier New" w:cs="Courier New"/>
+          <w:sz w:val="22"/>
+        </w:rPr>
+        <w:t>_</w:t>
+      </w:r>
+      <w:r>
+        <w:rPr>
+          <w:rFonts w:ascii="Courier New" w:hAnsi="Courier New" w:cs="Courier New"/>
+          <w:sz w:val="22"/>
+        </w:rPr>
+        <w:t>, _</w:t>
+      </w:r>
+      <w:r>
+        <w:rPr>
+          <w:rFonts w:ascii="Courier New" w:hAnsi="Courier New" w:cs="Courier New"/>
+          <w:sz w:val="22"/>
+        </w:rPr>
+        <w:t xml:space="preserve"> = calculate_property_1Dbinned(datasets, keyName= keyName, key_is_a_behavior = True, binKeyName=binKeyName,</w:t>
+      </w:r>
+    </w:p>
+    <w:p>
+      <w:pPr>
+        <w:ind w:left="720"/>
+        <w:rPr>
+          <w:rFonts w:ascii="Courier New" w:hAnsi="Courier New" w:cs="Courier New"/>
+          <w:sz w:val="22"/>
+        </w:rPr>
+      </w:pPr>
+      <w:r>
+        <w:rPr>
+          <w:rFonts w:ascii="Courier New" w:hAnsi="Courier New" w:cs="Courier New"/>
+          <w:sz w:val="22"/>
+        </w:rPr>
+        <w:t>bin_range=bin_range, Nbins=Nbins,</w:t>
+      </w:r>
+    </w:p>
+    <w:p>
+      <w:pPr>
+        <w:ind w:left="720"/>
+        <w:rPr>
+          <w:rFonts w:ascii="Courier New" w:hAnsi="Courier New" w:cs="Courier New"/>
+          <w:sz w:val="22"/>
+        </w:rPr>
+      </w:pPr>
+      <w:r>
+        <w:rPr>
+          <w:rFonts w:ascii="Courier New" w:hAnsi="Courier New" w:cs="Courier New"/>
+          <w:sz w:val="22"/>
+        </w:rPr>
+        <w:t>dilate_minus1= False,</w:t>
+      </w:r>
+    </w:p>
+    <w:p>
+      <w:pPr>
+        <w:ind w:left="720"/>
+        <w:rPr>
+          <w:rFonts w:ascii="Courier New" w:hAnsi="Courier New" w:cs="Courier New"/>
+          <w:sz w:val="22"/>
+        </w:rPr>
+      </w:pPr>
+      <w:r>
+        <w:rPr>
+          <w:rFonts w:ascii="Courier New" w:hAnsi="Courier New" w:cs="Courier New"/>
+          <w:sz w:val="22"/>
+        </w:rPr>
+        <w:t>makePlot=True, titleStr=titleStr,</w:t>
+      </w:r>
+    </w:p>
+    <w:p>
+      <w:pPr>
+        <w:ind w:left="720"/>
+        <w:rPr>
+          <w:rFonts w:ascii="Courier New" w:hAnsi="Courier New" w:cs="Courier New"/>
+          <w:sz w:val="22"/>
+        </w:rPr>
+      </w:pPr>
+      <w:r>
+        <w:rPr>
+          <w:rFonts w:ascii="Courier New" w:hAnsi="Courier New" w:cs="Courier New"/>
+          <w:sz w:val="22"/>
+        </w:rPr>
         <w:lastRenderedPageBreak/>
-        <w:t xml:space="preserve">   </w:t>
-      </w:r>
-      <w:r>
-        <w:rPr>
-          <w:rFonts w:ascii="Courier New" w:hAnsi="Courier New" w:cs="Courier New"/>
-          <w:sz w:val="20"/>
-          <w:szCs w:val="20"/>
-        </w:rPr>
-        <w:t>constraintKey=</w:t>
-      </w:r>
-      <w:r>
-        <w:rPr>
-          <w:rFonts w:ascii="Courier New" w:hAnsi="Courier New" w:cs="Courier New"/>
-          <w:sz w:val="20"/>
-          <w:szCs w:val="20"/>
-        </w:rPr>
-        <w:t>c</w:t>
-      </w:r>
-      <w:r>
-        <w:rPr>
-          <w:rFonts w:ascii="Courier New" w:hAnsi="Courier New" w:cs="Courier New"/>
-          <w:sz w:val="20"/>
-          <w:szCs w:val="20"/>
-        </w:rPr>
-        <w:t>onstraintKe</w:t>
-      </w:r>
-      <w:r>
-        <w:rPr>
-          <w:rFonts w:ascii="Courier New" w:hAnsi="Courier New" w:cs="Courier New"/>
-          <w:sz w:val="20"/>
-          <w:szCs w:val="20"/>
-        </w:rPr>
-        <w:t>y</w:t>
-      </w:r>
-      <w:r>
-        <w:rPr>
-          <w:rFonts w:ascii="Courier New" w:hAnsi="Courier New" w:cs="Courier New"/>
-          <w:sz w:val="20"/>
-          <w:szCs w:val="20"/>
-        </w:rPr>
-        <w:t>, constraintRange= constraintRange,</w:t>
-      </w:r>
-    </w:p>
-    <w:p>
-      <w:pPr>
-        <w:rPr>
-          <w:rFonts w:ascii="Courier New" w:hAnsi="Courier New" w:cs="Courier New"/>
-          <w:sz w:val="20"/>
-          <w:szCs w:val="20"/>
-        </w:rPr>
-      </w:pPr>
-      <w:r>
-        <w:rPr>
-          <w:rFonts w:ascii="Courier New" w:hAnsi="Courier New" w:cs="Courier New"/>
-          <w:sz w:val="20"/>
-          <w:szCs w:val="20"/>
-        </w:rPr>
-        <w:t xml:space="preserve">   </w:t>
-      </w:r>
-      <w:r>
-        <w:rPr>
-          <w:rFonts w:ascii="Courier New" w:hAnsi="Courier New" w:cs="Courier New"/>
-          <w:sz w:val="20"/>
-          <w:szCs w:val="20"/>
-        </w:rPr>
-        <w:t xml:space="preserve">constraintIdx= </w:t>
-      </w:r>
-      <w:r>
-        <w:rPr>
-          <w:rFonts w:ascii="Courier New" w:hAnsi="Courier New" w:cs="Courier New"/>
-          <w:sz w:val="20"/>
-          <w:szCs w:val="20"/>
-        </w:rPr>
-        <w:t>constraintIdx</w:t>
-      </w:r>
-      <w:r>
-        <w:rPr>
-          <w:rFonts w:ascii="Courier New" w:hAnsi="Courier New" w:cs="Courier New"/>
-          <w:sz w:val="20"/>
-          <w:szCs w:val="20"/>
-        </w:rPr>
-        <w:t xml:space="preserve">, </w:t>
-      </w:r>
-    </w:p>
-    <w:p>
-      <w:pPr>
-        <w:rPr>
-          <w:rFonts w:ascii="Courier New" w:hAnsi="Courier New" w:cs="Courier New"/>
-          <w:sz w:val="20"/>
-          <w:szCs w:val="20"/>
-        </w:rPr>
-      </w:pPr>
-      <w:r>
-        <w:rPr>
-          <w:rFonts w:ascii="Courier New" w:hAnsi="Courier New" w:cs="Courier New"/>
-          <w:sz w:val="20"/>
-          <w:szCs w:val="20"/>
-        </w:rPr>
-        <w:t xml:space="preserve">   </w:t>
-      </w:r>
-      <w:r>
-        <w:rPr>
-          <w:rFonts w:ascii="Courier New" w:hAnsi="Courier New" w:cs="Courier New"/>
-          <w:sz w:val="20"/>
-          <w:szCs w:val="20"/>
-        </w:rPr>
-        <w:t>use_abs_value_constraint= use_abs_value_constraint,</w:t>
-      </w:r>
-    </w:p>
-    <w:p>
-      <w:pPr>
-        <w:rPr>
-          <w:rFonts w:ascii="Courier New" w:hAnsi="Courier New" w:cs="Courier New"/>
-          <w:sz w:val="20"/>
-          <w:szCs w:val="20"/>
-        </w:rPr>
-      </w:pPr>
-      <w:r>
-        <w:rPr>
-          <w:rFonts w:ascii="Courier New" w:hAnsi="Courier New" w:cs="Courier New"/>
-          <w:sz w:val="20"/>
-          <w:szCs w:val="20"/>
-        </w:rPr>
-        <w:t xml:space="preserve">  </w:t>
-      </w:r>
-      <w:r>
-        <w:rPr>
-          <w:rFonts w:ascii="Courier New" w:hAnsi="Courier New" w:cs="Courier New"/>
-          <w:sz w:val="20"/>
-          <w:szCs w:val="20"/>
-        </w:rPr>
-        <w:t xml:space="preserve"> dilate_minus1= dilate_minus1,</w:t>
-      </w:r>
-    </w:p>
-    <w:p>
-      <w:pPr>
-        <w:rPr>
-          <w:rFonts w:ascii="Courier New" w:hAnsi="Courier New" w:cs="Courier New"/>
-          <w:sz w:val="20"/>
-          <w:szCs w:val="20"/>
-        </w:rPr>
-      </w:pPr>
-      <w:r>
-        <w:rPr>
-          <w:rFonts w:ascii="Courier New" w:hAnsi="Courier New" w:cs="Courier New"/>
-          <w:sz w:val="20"/>
-          <w:szCs w:val="20"/>
-        </w:rPr>
-        <w:t xml:space="preserve">   </w:t>
-      </w:r>
-      <w:r>
-        <w:rPr>
-          <w:rFonts w:ascii="Courier New" w:hAnsi="Courier New" w:cs="Courier New"/>
-          <w:sz w:val="20"/>
-          <w:szCs w:val="20"/>
-        </w:rPr>
-        <w:t xml:space="preserve">makePlot=True, </w:t>
-      </w:r>
-      <w:r>
-        <w:rPr>
-          <w:rFonts w:ascii="Courier New" w:hAnsi="Courier New" w:cs="Courier New"/>
-          <w:sz w:val="20"/>
-          <w:szCs w:val="20"/>
-        </w:rPr>
-        <w:t>plot_each_dataset = False, plot_sem_band = True</w:t>
-      </w:r>
-      <w:r>
-        <w:rPr>
-          <w:rFonts w:ascii="Courier New" w:hAnsi="Courier New" w:cs="Courier New"/>
-          <w:sz w:val="20"/>
-          <w:szCs w:val="20"/>
-        </w:rPr>
-        <w:t>,</w:t>
-      </w:r>
-    </w:p>
-    <w:p>
-      <w:pPr>
-        <w:rPr>
-          <w:rFonts w:ascii="Courier New" w:hAnsi="Courier New" w:cs="Courier New"/>
-          <w:sz w:val="20"/>
-          <w:szCs w:val="20"/>
-        </w:rPr>
-      </w:pPr>
-      <w:r>
-        <w:rPr>
-          <w:rFonts w:ascii="Courier New" w:hAnsi="Courier New" w:cs="Courier New"/>
-          <w:sz w:val="20"/>
-          <w:szCs w:val="20"/>
-        </w:rPr>
-        <w:t xml:space="preserve">  </w:t>
-      </w:r>
-      <w:r>
-        <w:rPr>
-          <w:rFonts w:ascii="Courier New" w:hAnsi="Courier New" w:cs="Courier New"/>
-          <w:sz w:val="20"/>
-          <w:szCs w:val="20"/>
+        <w:t>xlabelStr= xlabelStr, ylabelStr= ylabelStr,</w:t>
+      </w:r>
+    </w:p>
+    <w:p>
+      <w:pPr>
+        <w:ind w:left="720"/>
+        <w:rPr>
+          <w:rFonts w:ascii="Courier New" w:hAnsi="Courier New" w:cs="Courier New"/>
+          <w:sz w:val="22"/>
+        </w:rPr>
+      </w:pPr>
+      <w:r>
+        <w:rPr>
+          <w:rFonts w:ascii="Courier New" w:hAnsi="Courier New" w:cs="Courier New"/>
+          <w:sz w:val="22"/>
+        </w:rPr>
+        <w:t>color='black',</w:t>
+      </w:r>
+      <w:r>
+        <w:rPr>
+          <w:rFonts w:ascii="Courier New" w:hAnsi="Courier New" w:cs="Courier New"/>
+          <w:sz w:val="22"/>
         </w:rPr>
         <w:t xml:space="preserve"> </w:t>
       </w:r>
-      <w:r>
-        <w:rPr>
-          <w:rFonts w:ascii="Courier New" w:hAnsi="Courier New" w:cs="Courier New"/>
-          <w:sz w:val="20"/>
-          <w:szCs w:val="20"/>
-        </w:rPr>
-        <w:t>titleStr=titleStr,</w:t>
-      </w:r>
-    </w:p>
-    <w:p>
-      <w:pPr>
-        <w:rPr>
-          <w:rFonts w:ascii="Courier New" w:hAnsi="Courier New" w:cs="Courier New"/>
-          <w:sz w:val="20"/>
-          <w:szCs w:val="20"/>
-        </w:rPr>
-      </w:pPr>
-      <w:r>
-        <w:rPr>
-          <w:rFonts w:ascii="Courier New" w:hAnsi="Courier New" w:cs="Courier New"/>
-          <w:sz w:val="20"/>
-          <w:szCs w:val="20"/>
-        </w:rPr>
-        <w:t xml:space="preserve"> </w:t>
-      </w:r>
-      <w:r>
-        <w:rPr>
-          <w:rFonts w:ascii="Courier New" w:hAnsi="Courier New" w:cs="Courier New"/>
-          <w:sz w:val="20"/>
-          <w:szCs w:val="20"/>
-        </w:rPr>
-        <w:t xml:space="preserve">  xlabelStr= xlabelStr, ylabelStr= ylabelStr,color='black',</w:t>
-      </w:r>
-    </w:p>
-    <w:p>
-      <w:pPr>
-        <w:rPr>
-          <w:rFonts w:ascii="Courier New" w:hAnsi="Courier New" w:cs="Courier New"/>
-          <w:sz w:val="20"/>
-          <w:szCs w:val="20"/>
-        </w:rPr>
-      </w:pPr>
-      <w:r>
-        <w:rPr>
-          <w:rFonts w:ascii="Courier New" w:hAnsi="Courier New" w:cs="Courier New"/>
-          <w:sz w:val="20"/>
-          <w:szCs w:val="20"/>
-        </w:rPr>
-        <w:t xml:space="preserve">   </w:t>
-      </w:r>
-      <w:r>
-        <w:rPr>
-          <w:rFonts w:ascii="Courier New" w:hAnsi="Courier New" w:cs="Courier New"/>
-          <w:sz w:val="20"/>
-          <w:szCs w:val="20"/>
-        </w:rPr>
-        <w:t xml:space="preserve">outputFileName='test_speed_each.png', </w:t>
-      </w:r>
-    </w:p>
-    <w:p>
-      <w:r>
-        <w:rPr>
-          <w:rFonts w:ascii="Courier New" w:hAnsi="Courier New" w:cs="Courier New"/>
-          <w:sz w:val="20"/>
-          <w:szCs w:val="20"/>
-        </w:rPr>
-        <w:t xml:space="preserve">   </w:t>
-      </w:r>
-      <w:r>
-        <w:rPr>
-          <w:rFonts w:ascii="Courier New" w:hAnsi="Courier New" w:cs="Courier New"/>
-          <w:sz w:val="20"/>
-          <w:szCs w:val="20"/>
-        </w:rPr>
-        <w:t>outputCSVFileName = 'test_speed_each.csv'</w:t>
-      </w:r>
-      <w:r>
-        <w:rPr>
-          <w:rFonts w:ascii="Courier New" w:hAnsi="Courier New" w:cs="Courier New"/>
-          <w:sz w:val="20"/>
-          <w:szCs w:val="20"/>
-        </w:rPr>
-        <w:t>, closeFigure=False</w:t>
-      </w:r>
-      <w:r>
-        <w:rPr>
-          <w:rFonts w:ascii="Courier New" w:hAnsi="Courier New" w:cs="Courier New"/>
-          <w:sz w:val="20"/>
-          <w:szCs w:val="20"/>
-        </w:rPr>
-        <w:t>)</w:t>
-      </w:r>
-    </w:p>
-    <w:p/>
-    <w:p>
-      <w:pPr>
-        <w:pStyle w:val="Heading2"/>
-      </w:pPr>
-      <w:r>
-        <w:t>Plot the probability of a J-bend as a function of inter-fish distance?</w:t>
-      </w:r>
-    </w:p>
-    <w:p>
-      <w:r>
-        <w:t>Decide what inter-fish distance measure you want to use. (Head-head or closest)</w:t>
-      </w:r>
-      <w:r>
-        <w:t>.</w:t>
-      </w:r>
-    </w:p>
-    <w:p>
-      <w:r>
-        <w:t xml:space="preserve">Load datasets as usual. Use </w:t>
-      </w:r>
-      <w:r>
-        <w:rPr>
-          <w:rFonts w:ascii="Courier New" w:hAnsi="Courier New" w:cs="Courier New"/>
-          <w:sz w:val="20"/>
-          <w:szCs w:val="20"/>
-        </w:rPr>
-        <w:t>calculate_property_1Dbinned</w:t>
-      </w:r>
-      <w:r>
-        <w:rPr>
-          <w:rFonts w:ascii="Courier New" w:hAnsi="Courier New" w:cs="Courier New"/>
-          <w:sz w:val="20"/>
-          <w:szCs w:val="20"/>
-        </w:rPr>
-        <w:t>()</w:t>
-      </w:r>
-      <w:r>
-        <w:t>, as shown below</w:t>
-      </w:r>
-      <w:r>
-        <w:t>. Note the options for outputting a figure (</w:t>
-      </w:r>
-      <w:r>
-        <w:rPr>
-          <w:rFonts w:ascii="Courier New" w:hAnsi="Courier New" w:cs="Courier New"/>
-          <w:sz w:val="22"/>
-        </w:rPr>
-        <w:t>outputFileName</w:t>
-      </w:r>
-      <w:r>
-        <w:t>) and / or a CSV file (</w:t>
-      </w:r>
-      <w:r>
-        <w:rPr>
-          <w:rFonts w:ascii="Courier New" w:hAnsi="Courier New" w:cs="Courier New"/>
-          <w:sz w:val="22"/>
-        </w:rPr>
-        <w:t>outputCSVFileName</w:t>
-      </w:r>
-      <w:r>
-        <w:t>)</w:t>
-      </w:r>
-      <w:r>
-        <w:t>:</w:t>
-      </w:r>
     </w:p>
     <w:p>
       <w:pPr>
@@ -17664,29 +18141,7 @@
           <w:rFonts w:ascii="Courier New" w:hAnsi="Courier New" w:cs="Courier New"/>
           <w:sz w:val="22"/>
         </w:rPr>
-        <w:t xml:space="preserve">from </w:t>
-      </w:r>
-      <w:r>
-        <w:rPr>
-          <w:rFonts w:ascii="Courier New" w:hAnsi="Courier New" w:cs="Courier New"/>
-          <w:sz w:val="22"/>
-        </w:rPr>
-        <w:t xml:space="preserve">IO_toolkit </w:t>
-      </w:r>
-      <w:r>
-        <w:rPr>
-          <w:rFonts w:ascii="Courier New" w:hAnsi="Courier New" w:cs="Courier New"/>
-          <w:sz w:val="22"/>
-        </w:rPr>
-        <w:t xml:space="preserve">import </w:t>
-      </w:r>
-      <w:r>
-        <w:rPr>
-          <w:rFonts w:ascii="Courier New" w:hAnsi="Courier New" w:cs="Courier New"/>
-          <w:sz w:val="20"/>
-          <w:szCs w:val="20"/>
-        </w:rPr>
-        <w:t>calculate_property_1Dbinned</w:t>
+        <w:t xml:space="preserve">outputFileName='J_and_distance.svg', </w:t>
       </w:r>
     </w:p>
     <w:p>
@@ -17702,21 +18157,7 @@
           <w:rFonts w:ascii="Courier New" w:hAnsi="Courier New" w:cs="Courier New"/>
           <w:sz w:val="22"/>
         </w:rPr>
-        <w:t>keyName = '</w:t>
-      </w:r>
-      <w:r>
-        <w:rPr>
-          <w:rFonts w:ascii="Courier New" w:hAnsi="Courier New" w:cs="Courier New"/>
-          <w:sz w:val="22"/>
-        </w:rPr>
-        <w:t>J</w:t>
-      </w:r>
-      <w:r>
-        <w:rPr>
-          <w:rFonts w:ascii="Courier New" w:hAnsi="Courier New" w:cs="Courier New"/>
-          <w:sz w:val="22"/>
-        </w:rPr>
-        <w:t>bend_any'</w:t>
+        <w:t xml:space="preserve">closeFigure=False, </w:t>
       </w:r>
     </w:p>
     <w:p>
@@ -17732,364 +18173,6 @@
           <w:rFonts w:ascii="Courier New" w:hAnsi="Courier New" w:cs="Courier New"/>
           <w:sz w:val="22"/>
         </w:rPr>
-        <w:t>binKeyName = '</w:t>
-      </w:r>
-      <w:r>
-        <w:rPr>
-          <w:rFonts w:ascii="Courier New" w:hAnsi="Courier New" w:cs="Courier New"/>
-          <w:sz w:val="22"/>
-        </w:rPr>
-        <w:t>closest</w:t>
-      </w:r>
-      <w:r>
-        <w:rPr>
-          <w:rFonts w:ascii="Courier New" w:hAnsi="Courier New" w:cs="Courier New"/>
-          <w:sz w:val="22"/>
-        </w:rPr>
-        <w:t>_distance_mm'</w:t>
-      </w:r>
-    </w:p>
-    <w:p>
-      <w:pPr>
-        <w:ind w:left="720"/>
-        <w:rPr>
-          <w:rFonts w:ascii="Courier New" w:hAnsi="Courier New" w:cs="Courier New"/>
-          <w:sz w:val="22"/>
-        </w:rPr>
-      </w:pPr>
-      <w:r>
-        <w:rPr>
-          <w:rFonts w:ascii="Courier New" w:hAnsi="Courier New" w:cs="Courier New"/>
-          <w:sz w:val="22"/>
-        </w:rPr>
-        <w:t>bin_range = (0.0, 50.0)</w:t>
-      </w:r>
-    </w:p>
-    <w:p>
-      <w:pPr>
-        <w:ind w:left="720"/>
-        <w:rPr>
-          <w:rFonts w:ascii="Courier New" w:hAnsi="Courier New" w:cs="Courier New"/>
-          <w:sz w:val="22"/>
-        </w:rPr>
-      </w:pPr>
-      <w:r>
-        <w:rPr>
-          <w:rFonts w:ascii="Courier New" w:hAnsi="Courier New" w:cs="Courier New"/>
-          <w:sz w:val="22"/>
-        </w:rPr>
-        <w:t>Nbins = 20</w:t>
-      </w:r>
-    </w:p>
-    <w:p>
-      <w:pPr>
-        <w:ind w:left="720"/>
-        <w:rPr>
-          <w:rFonts w:ascii="Courier New" w:hAnsi="Courier New" w:cs="Courier New"/>
-          <w:sz w:val="22"/>
-        </w:rPr>
-      </w:pPr>
-      <w:r>
-        <w:rPr>
-          <w:rFonts w:ascii="Courier New" w:hAnsi="Courier New" w:cs="Courier New"/>
-          <w:sz w:val="22"/>
-        </w:rPr>
-        <w:t>titleStr = f'</w:t>
-      </w:r>
-      <w:r>
-        <w:rPr>
-          <w:rFonts w:ascii="Courier New" w:hAnsi="Courier New" w:cs="Courier New"/>
-          <w:sz w:val="22"/>
-        </w:rPr>
-        <w:t>{</w:t>
-      </w:r>
-      <w:r>
-        <w:rPr>
-          <w:rFonts w:ascii="Courier New" w:hAnsi="Courier New" w:cs="Courier New"/>
-          <w:sz w:val="22"/>
-        </w:rPr>
-        <w:t>keyName</w:t>
-      </w:r>
-      <w:r>
-        <w:rPr>
-          <w:rFonts w:ascii="Courier New" w:hAnsi="Courier New" w:cs="Courier New"/>
-          <w:sz w:val="22"/>
-        </w:rPr>
-        <w:t>}</w:t>
-      </w:r>
-      <w:r>
-        <w:rPr>
-          <w:rFonts w:ascii="Courier New" w:hAnsi="Courier New" w:cs="Courier New"/>
-          <w:sz w:val="22"/>
-        </w:rPr>
-        <w:t xml:space="preserve"> probability v distance'</w:t>
-      </w:r>
-    </w:p>
-    <w:p>
-      <w:pPr>
-        <w:ind w:left="720"/>
-        <w:rPr>
-          <w:rFonts w:ascii="Courier New" w:hAnsi="Courier New" w:cs="Courier New"/>
-          <w:sz w:val="22"/>
-        </w:rPr>
-      </w:pPr>
-      <w:r>
-        <w:rPr>
-          <w:rFonts w:ascii="Courier New" w:hAnsi="Courier New" w:cs="Courier New"/>
-          <w:sz w:val="22"/>
-        </w:rPr>
-        <w:t>xlabelStr = 'Closest distance (mm)'</w:t>
-      </w:r>
-    </w:p>
-    <w:p>
-      <w:pPr>
-        <w:ind w:left="720"/>
-        <w:rPr>
-          <w:rFonts w:ascii="Courier New" w:hAnsi="Courier New" w:cs="Courier New"/>
-          <w:sz w:val="22"/>
-        </w:rPr>
-      </w:pPr>
-      <w:r>
-        <w:rPr>
-          <w:rFonts w:ascii="Courier New" w:hAnsi="Courier New" w:cs="Courier New"/>
-          <w:sz w:val="22"/>
-        </w:rPr>
-        <w:t xml:space="preserve">ylabelStr = </w:t>
-      </w:r>
-      <w:r>
-        <w:rPr>
-          <w:rFonts w:ascii="Courier New" w:hAnsi="Courier New" w:cs="Courier New"/>
-          <w:sz w:val="22"/>
-        </w:rPr>
-        <w:t>f</w:t>
-      </w:r>
-      <w:r>
-        <w:rPr>
-          <w:rFonts w:ascii="Courier New" w:hAnsi="Courier New" w:cs="Courier New"/>
-          <w:sz w:val="22"/>
-        </w:rPr>
-        <w:t>'</w:t>
-      </w:r>
-      <w:r>
-        <w:rPr>
-          <w:rFonts w:ascii="Courier New" w:hAnsi="Courier New" w:cs="Courier New"/>
-          <w:sz w:val="22"/>
-        </w:rPr>
-        <w:t>{</w:t>
-      </w:r>
-      <w:r>
-        <w:rPr>
-          <w:rFonts w:ascii="Courier New" w:hAnsi="Courier New" w:cs="Courier New"/>
-          <w:sz w:val="22"/>
-        </w:rPr>
-        <w:t>keyName</w:t>
-      </w:r>
-      <w:r>
-        <w:rPr>
-          <w:rFonts w:ascii="Courier New" w:hAnsi="Courier New" w:cs="Courier New"/>
-          <w:sz w:val="22"/>
-        </w:rPr>
-        <w:t>}</w:t>
-      </w:r>
-      <w:r>
-        <w:rPr>
-          <w:rFonts w:ascii="Courier New" w:hAnsi="Courier New" w:cs="Courier New"/>
-          <w:sz w:val="22"/>
-        </w:rPr>
-        <w:t xml:space="preserve"> probability'</w:t>
-      </w:r>
-    </w:p>
-    <w:p>
-      <w:pPr>
-        <w:ind w:left="720"/>
-        <w:rPr>
-          <w:rFonts w:ascii="Courier New" w:hAnsi="Courier New" w:cs="Courier New"/>
-          <w:sz w:val="22"/>
-        </w:rPr>
-      </w:pPr>
-      <w:r>
-        <w:rPr>
-          <w:rFonts w:ascii="Courier New" w:hAnsi="Courier New" w:cs="Courier New"/>
-          <w:sz w:val="22"/>
-        </w:rPr>
-        <w:t>_</w:t>
-      </w:r>
-      <w:r>
-        <w:rPr>
-          <w:rFonts w:ascii="Courier New" w:hAnsi="Courier New" w:cs="Courier New"/>
-          <w:sz w:val="22"/>
-        </w:rPr>
-        <w:t xml:space="preserve">, </w:t>
-      </w:r>
-      <w:r>
-        <w:rPr>
-          <w:rFonts w:ascii="Courier New" w:hAnsi="Courier New" w:cs="Courier New"/>
-          <w:sz w:val="22"/>
-        </w:rPr>
-        <w:t>_</w:t>
-      </w:r>
-      <w:r>
-        <w:rPr>
-          <w:rFonts w:ascii="Courier New" w:hAnsi="Courier New" w:cs="Courier New"/>
-          <w:sz w:val="22"/>
-        </w:rPr>
-        <w:t xml:space="preserve">, </w:t>
-      </w:r>
-      <w:r>
-        <w:rPr>
-          <w:rFonts w:ascii="Courier New" w:hAnsi="Courier New" w:cs="Courier New"/>
-          <w:sz w:val="22"/>
-        </w:rPr>
-        <w:t>_</w:t>
-      </w:r>
-      <w:r>
-        <w:rPr>
-          <w:rFonts w:ascii="Courier New" w:hAnsi="Courier New" w:cs="Courier New"/>
-          <w:sz w:val="22"/>
-        </w:rPr>
-        <w:t>, _</w:t>
-      </w:r>
-      <w:r>
-        <w:rPr>
-          <w:rFonts w:ascii="Courier New" w:hAnsi="Courier New" w:cs="Courier New"/>
-          <w:sz w:val="22"/>
-        </w:rPr>
-        <w:t xml:space="preserve"> = calculate_property_1Dbinned(datasets, keyName= keyName, key_is_a_behavior = True, binKeyName=binKeyName,</w:t>
-      </w:r>
-    </w:p>
-    <w:p>
-      <w:pPr>
-        <w:ind w:left="720"/>
-        <w:rPr>
-          <w:rFonts w:ascii="Courier New" w:hAnsi="Courier New" w:cs="Courier New"/>
-          <w:sz w:val="22"/>
-        </w:rPr>
-      </w:pPr>
-      <w:r>
-        <w:rPr>
-          <w:rFonts w:ascii="Courier New" w:hAnsi="Courier New" w:cs="Courier New"/>
-          <w:sz w:val="22"/>
-        </w:rPr>
-        <w:t>bin_range=bin_range, Nbins=Nbins,</w:t>
-      </w:r>
-    </w:p>
-    <w:p>
-      <w:pPr>
-        <w:ind w:left="720"/>
-        <w:rPr>
-          <w:rFonts w:ascii="Courier New" w:hAnsi="Courier New" w:cs="Courier New"/>
-          <w:sz w:val="22"/>
-        </w:rPr>
-      </w:pPr>
-      <w:r>
-        <w:rPr>
-          <w:rFonts w:ascii="Courier New" w:hAnsi="Courier New" w:cs="Courier New"/>
-          <w:sz w:val="22"/>
-        </w:rPr>
-        <w:t>dilate_minus1= False,</w:t>
-      </w:r>
-    </w:p>
-    <w:p>
-      <w:pPr>
-        <w:ind w:left="720"/>
-        <w:rPr>
-          <w:rFonts w:ascii="Courier New" w:hAnsi="Courier New" w:cs="Courier New"/>
-          <w:sz w:val="22"/>
-        </w:rPr>
-      </w:pPr>
-      <w:r>
-        <w:rPr>
-          <w:rFonts w:ascii="Courier New" w:hAnsi="Courier New" w:cs="Courier New"/>
-          <w:sz w:val="22"/>
-        </w:rPr>
-        <w:t>makePlot=True, titleStr=titleStr,</w:t>
-      </w:r>
-    </w:p>
-    <w:p>
-      <w:pPr>
-        <w:ind w:left="720"/>
-        <w:rPr>
-          <w:rFonts w:ascii="Courier New" w:hAnsi="Courier New" w:cs="Courier New"/>
-          <w:sz w:val="22"/>
-        </w:rPr>
-      </w:pPr>
-      <w:r>
-        <w:rPr>
-          <w:rFonts w:ascii="Courier New" w:hAnsi="Courier New" w:cs="Courier New"/>
-          <w:sz w:val="22"/>
-        </w:rPr>
-        <w:t>xlabelStr= xlabelStr, ylabelStr= ylabelStr,</w:t>
-      </w:r>
-    </w:p>
-    <w:p>
-      <w:pPr>
-        <w:ind w:left="720"/>
-        <w:rPr>
-          <w:rFonts w:ascii="Courier New" w:hAnsi="Courier New" w:cs="Courier New"/>
-          <w:sz w:val="22"/>
-        </w:rPr>
-      </w:pPr>
-      <w:r>
-        <w:rPr>
-          <w:rFonts w:ascii="Courier New" w:hAnsi="Courier New" w:cs="Courier New"/>
-          <w:sz w:val="22"/>
-        </w:rPr>
-        <w:t>color='black',</w:t>
-      </w:r>
-      <w:r>
-        <w:rPr>
-          <w:rFonts w:ascii="Courier New" w:hAnsi="Courier New" w:cs="Courier New"/>
-          <w:sz w:val="22"/>
-        </w:rPr>
-        <w:t xml:space="preserve"> </w:t>
-      </w:r>
-    </w:p>
-    <w:p>
-      <w:pPr>
-        <w:ind w:left="720"/>
-        <w:rPr>
-          <w:rFonts w:ascii="Courier New" w:hAnsi="Courier New" w:cs="Courier New"/>
-          <w:sz w:val="22"/>
-        </w:rPr>
-      </w:pPr>
-      <w:r>
-        <w:rPr>
-          <w:rFonts w:ascii="Courier New" w:hAnsi="Courier New" w:cs="Courier New"/>
-          <w:sz w:val="22"/>
-        </w:rPr>
-        <w:t xml:space="preserve">outputFileName='J_and_distance.svg', </w:t>
-      </w:r>
-    </w:p>
-    <w:p>
-      <w:pPr>
-        <w:ind w:left="720"/>
-        <w:rPr>
-          <w:rFonts w:ascii="Courier New" w:hAnsi="Courier New" w:cs="Courier New"/>
-          <w:sz w:val="22"/>
-        </w:rPr>
-      </w:pPr>
-      <w:r>
-        <w:rPr>
-          <w:rFonts w:ascii="Courier New" w:hAnsi="Courier New" w:cs="Courier New"/>
-          <w:sz w:val="22"/>
-        </w:rPr>
-        <w:t xml:space="preserve">closeFigure=False, </w:t>
-      </w:r>
-    </w:p>
-    <w:p>
-      <w:pPr>
-        <w:ind w:left="720"/>
-        <w:rPr>
-          <w:rFonts w:ascii="Courier New" w:hAnsi="Courier New" w:cs="Courier New"/>
-          <w:sz w:val="22"/>
-        </w:rPr>
-      </w:pPr>
-      <w:r>
-        <w:rPr>
-          <w:rFonts w:ascii="Courier New" w:hAnsi="Courier New" w:cs="Courier New"/>
-          <w:sz w:val="22"/>
-        </w:rPr>
-        <w:lastRenderedPageBreak/>
         <w:t>outputCSVFileName = 'J_and_distance.csv'</w:t>
       </w:r>
       <w:r>
@@ -18335,7 +18418,6 @@
     </w:p>
     <w:p>
       <w:r>
-        <w:lastRenderedPageBreak/>
         <w:t>calculate_block_autocorr</w:t>
       </w:r>
       <w:r>
@@ -18596,6 +18678,7 @@
     </w:p>
     <w:p>
       <w:r>
+        <w:lastRenderedPageBreak/>
         <w:t xml:space="preserve">Calculate cross-correlations between fish of speed (or any other variable), binned as a function of distance (or any other parameter). For example, we may wish to see the decay of inter-fish responses with separation. </w:t>
       </w:r>
     </w:p>
@@ -18646,7 +18729,6 @@
           <w:rFonts w:ascii="Courier New" w:hAnsi="Courier New" w:cs="Courier New"/>
           <w:sz w:val="22"/>
         </w:rPr>
-        <w:lastRenderedPageBreak/>
         <w:t>plot_waterfall_binned_crosscorr()</w:t>
       </w:r>
     </w:p>
@@ -18957,6 +19039,7 @@
           <w:rFonts w:ascii="Courier New" w:hAnsi="Courier New" w:cs="Courier New"/>
           <w:sz w:val="22"/>
         </w:rPr>
+        <w:lastRenderedPageBreak/>
         <w:t>qproperty = 'relative_orientation'</w:t>
       </w:r>
     </w:p>
@@ -19002,7 +19085,6 @@
           <w:rFonts w:ascii="Courier New" w:hAnsi="Courier New" w:cs="Courier New"/>
           <w:sz w:val="22"/>
         </w:rPr>
-        <w:lastRenderedPageBreak/>
         <w:t>plot_quant_property_array(all_qprop_stats_eachEvent, all_qprop_means, idx = 0, t_array = t_array, xLabelString = 'Time from behavior start (s)', yLabelString = 'Rel. Orientation</w:t>
       </w:r>
       <w:r>
@@ -19400,7 +19482,11 @@
         <w:t xml:space="preserve"> is met. </w:t>
       </w:r>
       <w:r>
-        <w:t>Note that constraintIdx can be ('min', 'max', 'mean', 'min_abs', 'max_abs', 'mean_abs'). 'min' returns the min along axis=1, i.e. the value of the lowest fish. 'min_abs' returns the min of the abs val along axis=1. Similar for other operations</w:t>
+        <w:t xml:space="preserve">Note that constraintIdx can be ('min', 'max', 'mean', 'min_abs', </w:t>
+      </w:r>
+      <w:r>
+        <w:lastRenderedPageBreak/>
+        <w:t>'max_abs', 'mean_abs'). 'min' returns the min along axis=1, i.e. the value of the lowest fish. 'min_abs' returns the min of the abs val along axis=1. Similar for other operations</w:t>
       </w:r>
       <w:r>
         <w:t>. ConstraintIdx</w:t>
@@ -19452,7 +19538,6 @@
           <w:sz w:val="20"/>
           <w:szCs w:val="20"/>
         </w:rPr>
-        <w:lastRenderedPageBreak/>
         <w:t xml:space="preserve">from behavior_correlations import </w:t>
       </w:r>
       <w:r>
@@ -20002,6 +20087,7 @@
           <w:sz w:val="20"/>
           <w:szCs w:val="20"/>
         </w:rPr>
+        <w:lastRenderedPageBreak/>
         <w:t>corr_asymm = calc_corr_asymm(behav_corr_allSets['DeltaCorr'], behavior_key_list_subset, binCenters, maxFrameDelay = None, normalization = 'none')</w:t>
       </w:r>
     </w:p>
@@ -20113,7 +20199,6 @@
           <w:sz w:val="20"/>
           <w:szCs w:val="20"/>
         </w:rPr>
-        <w:lastRenderedPageBreak/>
         <w:t>min_duration_fr = 10</w:t>
       </w:r>
     </w:p>
@@ -20581,6 +20666,7 @@
           <w:rFonts w:ascii="Courier New" w:hAnsi="Courier New" w:cs="Courier New"/>
           <w:sz w:val="22"/>
         </w:rPr>
+        <w:lastRenderedPageBreak/>
         <w:t xml:space="preserve">save_correlation_pickle(outputPickleFileName, </w:t>
       </w:r>
       <w:r>
@@ -20623,11 +20709,7 @@
         <w:t>combine_all_values_constrained()</w:t>
       </w:r>
       <w:r>
-        <w:t xml:space="preserve">:  Combine all values of one characteristic, like speed, across all datasets. Optional: can combine values of one characteristic subject to a mask on another characteristic, for example all speed values when inter-fish distance is close. Ignore, in each dataset, </w:t>
-      </w:r>
-      <w:r>
-        <w:lastRenderedPageBreak/>
-        <w:t>"bad tracking" frames. For example: get all speed values for frames in which inter-fish-distance is below 5 mm.</w:t>
+        <w:t>:  Combine all values of one characteristic, like speed, across all datasets. Optional: can combine values of one characteristic subject to a mask on another characteristic, for example all speed values when inter-fish distance is close. Ignore, in each dataset, "bad tracking" frames. For example: get all speed values for frames in which inter-fish-distance is below 5 mm.</w:t>
       </w:r>
     </w:p>
     <w:p>
@@ -21128,6 +21210,7 @@
           <w:sz w:val="20"/>
           <w:szCs w:val="20"/>
         </w:rPr>
+        <w:lastRenderedPageBreak/>
         <w:t xml:space="preserve">plot_sem_band = </w:t>
       </w:r>
       <w:r>
@@ -21218,7 +21301,6 @@
           <w:sz w:val="20"/>
           <w:szCs w:val="20"/>
         </w:rPr>
-        <w:lastRenderedPageBreak/>
         <w:t>plot_probability_distr(rel_orient_all, bin_width = np.pi/50, bin_range = (0.0, np.pi), xlabelStr = 'Relative Orientation (rad)', titleStr='TIMESHIFT: Probability density', yScaleType = 'linear', polarPlot = True)</w:t>
       </w:r>
     </w:p>
@@ -21370,6 +21452,7 @@
           <w:rFonts w:ascii="Courier New" w:hAnsi="Courier New" w:cs="Courier New"/>
           <w:sz w:val="22"/>
         </w:rPr>
+        <w:lastRenderedPageBreak/>
         <w:t>average_bout_trajectory_allSets</w:t>
       </w:r>
       <w:r>
@@ -21608,7 +21691,11 @@
         <w:t>1; do this for speed values, since bad tracking affects adjacent frames! List contains one numpy array per dataset</w:t>
       </w:r>
       <w:r>
-        <w:t xml:space="preserve"> (possibly with multiple columns corresponding to fish)</w:t>
+        <w:t xml:space="preserve"> (possibly with multiple columns </w:t>
+      </w:r>
+      <w:r>
+        <w:lastRenderedPageBreak/>
+        <w:t>corresponding to fish)</w:t>
       </w:r>
       <w:r>
         <w:t>. Output can be used, for example, for making a histogram of speeds or inter-fish distance.</w:t>
@@ -21670,7 +21757,6 @@
           <w:rFonts w:ascii="Courier New" w:hAnsi="Courier New" w:cs="Courier New"/>
           <w:sz w:val="22"/>
         </w:rPr>
-        <w:lastRenderedPageBreak/>
         <w:t>get_fish_lengths_mean_gmm():</w:t>
       </w:r>
       <w:r>

--- a/Behavior analysis pipeline v2.docx
+++ b/Behavior analysis pipeline v2.docx
@@ -49,10 +49,7 @@
         <w:t xml:space="preserve">Last modified: </w:t>
       </w:r>
       <w:r>
-        <w:t xml:space="preserve">February </w:t>
-      </w:r>
-      <w:r>
-        <w:t>20</w:t>
+        <w:t>March 1</w:t>
       </w:r>
       <w:r>
         <w:t>,</w:t>
@@ -14424,19 +14421,7 @@
         <w:t>contact_head_body</w:t>
       </w:r>
       <w:r>
-        <w:t xml:space="preserve">: frames in which there is head-body contact behavior, a subset of </w:t>
-      </w:r>
-      <w:r>
-        <w:t>“</w:t>
-      </w:r>
-      <w:r>
-        <w:t>any</w:t>
-      </w:r>
-      <w:r>
-        <w:t>”</w:t>
-      </w:r>
-      <w:r>
-        <w:t xml:space="preserve"> contact; a list of dictionaries (see </w:t>
+        <w:t xml:space="preserve">: frames in which there is head-body contact behavior, a subset of “any” contact; a list of dictionaries (see </w:t>
       </w:r>
       <w:r>
         <w:rPr>
@@ -14472,25 +14457,7 @@
         <w:t>head</w:t>
       </w:r>
       <w:r>
-        <w:t>: frames in which there is head-</w:t>
-      </w:r>
-      <w:r>
-        <w:t>head</w:t>
-      </w:r>
-      <w:r>
-        <w:t xml:space="preserve"> contact behavior, a subset of </w:t>
-      </w:r>
-      <w:r>
-        <w:t>“</w:t>
-      </w:r>
-      <w:r>
-        <w:t>any</w:t>
-      </w:r>
-      <w:r>
-        <w:t>”</w:t>
-      </w:r>
-      <w:r>
-        <w:t xml:space="preserve"> contact; a list of dictionaries (see </w:t>
+        <w:t xml:space="preserve">: frames in which there is head-head contact behavior, a subset of “any” contact; a list of dictionaries (see </w:t>
       </w:r>
       <w:r>
         <w:rPr>
@@ -14500,10 +14467,7 @@
         <w:t>behavior dictionaries</w:t>
       </w:r>
       <w:r>
-        <w:t>, below).</w:t>
-      </w:r>
-      <w:r>
-        <w:t xml:space="preserve"> Note that these frames will also be in </w:t>
+        <w:t xml:space="preserve">, below). Note that these frames will also be in </w:t>
       </w:r>
       <w:r>
         <w:rPr>
@@ -15971,6 +15935,15 @@
       <w:r>
         <w:t>Displays fish body positions, inter-fish vector, and heading vectors, along with text information such as relative orientation.</w:t>
       </w:r>
+      <w:r>
+        <w:t xml:space="preserve"> Can also save an image of the </w:t>
+      </w:r>
+      <w:r>
+        <w:t xml:space="preserve">current </w:t>
+      </w:r>
+      <w:r>
+        <w:t>plot.</w:t>
+      </w:r>
     </w:p>
     <w:p>
       <w:r>
@@ -16144,7 +16117,49 @@
         <w:t>CSVcolumns = all_CSV['CSVcolumns']</w:t>
       </w:r>
     </w:p>
-    <w:p/>
+    <w:p>
+      <w:r>
+        <w:t xml:space="preserve">To </w:t>
+      </w:r>
+      <w:r>
+        <w:t>list</w:t>
+      </w:r>
+      <w:r>
+        <w:t xml:space="preserve"> dataset indexes:</w:t>
+      </w:r>
+    </w:p>
+    <w:p>
+      <w:pPr>
+        <w:ind w:left="720"/>
+        <w:rPr>
+          <w:rFonts w:ascii="Courier New" w:hAnsi="Courier New" w:cs="Courier New"/>
+          <w:sz w:val="22"/>
+        </w:rPr>
+      </w:pPr>
+      <w:r>
+        <w:rPr>
+          <w:rFonts w:ascii="Courier New" w:hAnsi="Courier New" w:cs="Courier New"/>
+          <w:sz w:val="22"/>
+        </w:rPr>
+        <w:t>for j in range(len(datasets)):</w:t>
+      </w:r>
+    </w:p>
+    <w:p>
+      <w:pPr>
+        <w:ind w:left="720"/>
+        <w:rPr>
+          <w:rFonts w:ascii="Courier New" w:hAnsi="Courier New" w:cs="Courier New"/>
+          <w:sz w:val="22"/>
+        </w:rPr>
+      </w:pPr>
+      <w:r>
+        <w:rPr>
+          <w:rFonts w:ascii="Courier New" w:hAnsi="Courier New" w:cs="Courier New"/>
+          <w:sz w:val="22"/>
+        </w:rPr>
+        <w:t xml:space="preserve">    print(f'{j}: {datasets[j]['dataset_name']}')</w:t>
+      </w:r>
+    </w:p>
     <w:p>
       <w:r>
         <w:t>To run the visualization:</w:t>
@@ -16202,6 +16217,13 @@
         </w:rPr>
         <w:t xml:space="preserve"> # or whatever dataset index</w:t>
       </w:r>
+      <w:r>
+        <w:rPr>
+          <w:rFonts w:ascii="Courier New" w:hAnsi="Courier New" w:cs="Courier New"/>
+          <w:sz w:val="22"/>
+        </w:rPr>
+        <w:t xml:space="preserve"> you want</w:t>
+      </w:r>
     </w:p>
     <w:p>
       <w:pPr>
@@ -16239,6 +16261,18 @@
       </w:r>
       <w:r>
         <w:t xml:space="preserve"> Note that “v” toggles additional information.</w:t>
+      </w:r>
+      <w:r>
+        <w:t xml:space="preserve"> Minor changes noted in </w:t>
+      </w:r>
+      <w:r>
+        <w:t xml:space="preserve">“Code notes </w:t>
+      </w:r>
+      <w:r>
+        <w:t>Feb 2026</w:t>
+      </w:r>
+      <w:r>
+        <w:t>.docx”</w:t>
       </w:r>
     </w:p>
     <w:p/>
@@ -16268,6 +16302,7 @@
           <w:sz w:val="20"/>
           <w:szCs w:val="20"/>
         </w:rPr>
+        <w:lastRenderedPageBreak/>
         <w:t xml:space="preserve">  u: +1 frame    t: -1 frame</w:t>
       </w:r>
     </w:p>
@@ -16319,7 +16354,6 @@
           <w:sz w:val="20"/>
           <w:szCs w:val="20"/>
         </w:rPr>
-        <w:lastRenderedPageBreak/>
         <w:t xml:space="preserve">  p: +1000 frames w: -1000 frames</w:t>
       </w:r>
     </w:p>
@@ -16355,6 +16389,23 @@
           <w:szCs w:val="20"/>
         </w:rPr>
         <w:t xml:space="preserve">  z: toggle autoscaling (on/off)</w:t>
+      </w:r>
+    </w:p>
+    <w:p>
+      <w:pPr>
+        <w:rPr>
+          <w:rFonts w:ascii="Courier New" w:hAnsi="Courier New" w:cs="Courier New"/>
+          <w:sz w:val="20"/>
+          <w:szCs w:val="20"/>
+        </w:rPr>
+      </w:pPr>
+      <w:r>
+        <w:rPr>
+          <w:rFonts w:ascii="Courier New" w:hAnsi="Courier New" w:cs="Courier New"/>
+          <w:sz w:val="20"/>
+          <w:szCs w:val="20"/>
+        </w:rPr>
+        <w:t xml:space="preserve">  s: save current figure as fish_position_plot_idx&lt;N&gt;.png</w:t>
       </w:r>
     </w:p>
     <w:p/>
@@ -16511,6 +16562,7 @@
           <w:rFonts w:ascii="Courier New" w:hAnsi="Courier New" w:cs="Courier New"/>
           <w:sz w:val="22"/>
         </w:rPr>
+        <w:lastRenderedPageBreak/>
         <w:t>(datasets, CSVcolumns, expt_config, params, N_datasets, Nfish, basePath, dataPath, subGroupName) = variable_tuple</w:t>
       </w:r>
     </w:p>
@@ -16557,7 +16609,6 @@
     </w:p>
     <w:p>
       <w:r>
-        <w:lastRenderedPageBreak/>
         <w:t xml:space="preserve">See also </w:t>
       </w:r>
       <w:r>
@@ -17019,6 +17070,7 @@
           <w:sz w:val="20"/>
           <w:szCs w:val="20"/>
         </w:rPr>
+        <w:lastRenderedPageBreak/>
         <w:t>constraintIdx = None</w:t>
       </w:r>
     </w:p>
@@ -17136,7 +17188,6 @@
           <w:sz w:val="20"/>
           <w:szCs w:val="20"/>
         </w:rPr>
-        <w:lastRenderedPageBreak/>
         <w:t>y</w:t>
       </w:r>
       <w:r>
@@ -17995,6 +18046,7 @@
           <w:rFonts w:ascii="Courier New" w:hAnsi="Courier New" w:cs="Courier New"/>
           <w:sz w:val="22"/>
         </w:rPr>
+        <w:lastRenderedPageBreak/>
         <w:t>_</w:t>
       </w:r>
       <w:r>
@@ -18101,7 +18153,6 @@
           <w:rFonts w:ascii="Courier New" w:hAnsi="Courier New" w:cs="Courier New"/>
           <w:sz w:val="22"/>
         </w:rPr>
-        <w:lastRenderedPageBreak/>
         <w:t>xlabelStr= xlabelStr, ylabelStr= ylabelStr,</w:t>
       </w:r>
     </w:p>
@@ -18381,6 +18432,7 @@
         <w:pStyle w:val="Heading1"/>
       </w:pPr>
       <w:r>
+        <w:lastRenderedPageBreak/>
         <w:t>Sort these things</w:t>
       </w:r>
     </w:p>
@@ -18678,7 +18730,6 @@
     </w:p>
     <w:p>
       <w:r>
-        <w:lastRenderedPageBreak/>
         <w:t xml:space="preserve">Calculate cross-correlations between fish of speed (or any other variable), binned as a function of distance (or any other parameter). For example, we may wish to see the decay of inter-fish responses with separation. </w:t>
       </w:r>
     </w:p>
@@ -18974,6 +19025,7 @@
           <w:rFonts w:ascii="Courier New" w:hAnsi="Courier New" w:cs="Courier New"/>
           <w:sz w:val="22"/>
         </w:rPr>
+        <w:lastRenderedPageBreak/>
         <w:t xml:space="preserve">from </w:t>
       </w:r>
       <w:r>
@@ -19039,7 +19091,6 @@
           <w:rFonts w:ascii="Courier New" w:hAnsi="Courier New" w:cs="Courier New"/>
           <w:sz w:val="22"/>
         </w:rPr>
-        <w:lastRenderedPageBreak/>
         <w:t>qproperty = 'relative_orientation'</w:t>
       </w:r>
     </w:p>
@@ -19444,7 +19495,11 @@
         <w:t>C_delta_f</w:t>
       </w:r>
       <w:r>
-        <w:t xml:space="preserve">, a tuple of default (0, 1), such that we only consider events of Behavior A if the start of a Behavior C event occurs within [C_delta_f[0], C_delta_f[1]] frames of the start of the behavior A event. </w:t>
+        <w:t xml:space="preserve">, a tuple of default (0, 1), such that we </w:t>
+      </w:r>
+      <w:r>
+        <w:lastRenderedPageBreak/>
+        <w:t xml:space="preserve">only consider events of Behavior A if the start of a Behavior C event occurs within [C_delta_f[0], C_delta_f[1]] frames of the start of the behavior A event. </w:t>
       </w:r>
     </w:p>
     <w:p>
@@ -19482,11 +19537,7 @@
         <w:t xml:space="preserve"> is met. </w:t>
       </w:r>
       <w:r>
-        <w:t xml:space="preserve">Note that constraintIdx can be ('min', 'max', 'mean', 'min_abs', </w:t>
-      </w:r>
-      <w:r>
-        <w:lastRenderedPageBreak/>
-        <w:t>'max_abs', 'mean_abs'). 'min' returns the min along axis=1, i.e. the value of the lowest fish. 'min_abs' returns the min of the abs val along axis=1. Similar for other operations</w:t>
+        <w:t>Note that constraintIdx can be ('min', 'max', 'mean', 'min_abs', 'max_abs', 'mean_abs'). 'min' returns the min along axis=1, i.e. the value of the lowest fish. 'min_abs' returns the min of the abs val along axis=1. Similar for other operations</w:t>
       </w:r>
       <w:r>
         <w:t>. ConstraintIdx</w:t>
@@ -20087,7 +20138,6 @@
           <w:sz w:val="20"/>
           <w:szCs w:val="20"/>
         </w:rPr>
-        <w:lastRenderedPageBreak/>
         <w:t>corr_asymm = calc_corr_asymm(behav_corr_allSets['DeltaCorr'], behavior_key_list_subset, binCenters, maxFrameDelay = None, normalization = 'none')</w:t>
       </w:r>
     </w:p>
@@ -20623,6 +20673,7 @@
           <w:rFonts w:ascii="Courier New" w:hAnsi="Courier New" w:cs="Courier New"/>
           <w:sz w:val="22"/>
         </w:rPr>
+        <w:lastRenderedPageBreak/>
         <w:t xml:space="preserve">outputPicklePathName = </w:t>
       </w:r>
       <w:r>
@@ -20666,7 +20717,6 @@
           <w:rFonts w:ascii="Courier New" w:hAnsi="Courier New" w:cs="Courier New"/>
           <w:sz w:val="22"/>
         </w:rPr>
-        <w:lastRenderedPageBreak/>
         <w:t xml:space="preserve">save_correlation_pickle(outputPickleFileName, </w:t>
       </w:r>
       <w:r>
@@ -21065,6 +21115,7 @@
           <w:sz w:val="20"/>
           <w:szCs w:val="20"/>
         </w:rPr>
+        <w:lastRenderedPageBreak/>
         <w:t>r_mm_all_close = combine_all_values_constrained(datasets, keyName='radial_position_mm', constraintKey='head_head_distance_mm', constraintRange=[0.0, 5.0], dilate_</w:t>
       </w:r>
       <w:r>
@@ -21210,7 +21261,6 @@
           <w:sz w:val="20"/>
           <w:szCs w:val="20"/>
         </w:rPr>
-        <w:lastRenderedPageBreak/>
         <w:t xml:space="preserve">plot_sem_band = </w:t>
       </w:r>
       <w:r>
@@ -21440,6 +21490,7 @@
           <w:rFonts w:ascii="Courier New" w:hAnsi="Courier New" w:cs="Courier New"/>
           <w:sz w:val="22"/>
         </w:rPr>
+        <w:lastRenderedPageBreak/>
         <w:t>average_bout_trajectory_oneSet():</w:t>
       </w:r>
       <w:r>
@@ -21452,7 +21503,6 @@
           <w:rFonts w:ascii="Courier New" w:hAnsi="Courier New" w:cs="Courier New"/>
           <w:sz w:val="22"/>
         </w:rPr>
-        <w:lastRenderedPageBreak/>
         <w:t>average_bout_trajectory_allSets</w:t>
       </w:r>
       <w:r>
@@ -21655,6 +21705,7 @@
           <w:rFonts w:ascii="Courier New" w:hAnsi="Courier New" w:cs="Courier New"/>
           <w:sz w:val="22"/>
         </w:rPr>
+        <w:lastRenderedPageBreak/>
         <w:t>combine_all_</w:t>
       </w:r>
       <w:r>
@@ -21691,11 +21742,7 @@
         <w:t>1; do this for speed values, since bad tracking affects adjacent frames! List contains one numpy array per dataset</w:t>
       </w:r>
       <w:r>
-        <w:t xml:space="preserve"> (possibly with multiple columns </w:t>
-      </w:r>
-      <w:r>
-        <w:lastRenderedPageBreak/>
-        <w:t>corresponding to fish)</w:t>
+        <w:t xml:space="preserve"> (possibly with multiple columns corresponding to fish)</w:t>
       </w:r>
       <w:r>
         <w:t>. Output can be used, for example, for making a histogram of speeds or inter-fish distance.</w:t>
